--- a/evaluation/qualtrics/01_HCPs_PRE/separate_HCPs/HCP_2/main.docx
+++ b/evaluation/qualtrics/01_HCPs_PRE/separate_HCPs/HCP_2/main.docx
@@ -68,7 +68,7 @@
               <w:rPr>
                 <w:sz w:val="18"/>
               </w:rPr>
-              <w:t>Evaluatie van de klinische kwaliteit van het PHOENIX multi-agentsysteem (masterproef UGent)</w:t>
+              <w:t>Evaluatie van de klinische kwaliteit van een ontologiegebaseerd multi-agentsysteem voor gepersonaliseerde digitale geestelijke gezondheidszorg (PHOENIX)</w:t>
             </w:r>
           </w:p>
         </w:tc>
@@ -126,7 +126,7 @@
               <w:rPr>
                 <w:sz w:val="18"/>
               </w:rPr>
-              <w:t>Stijn Van Severen</w:t>
+              <w:t>Stijn Van Severen (masterproefstudent)</w:t>
             </w:r>
           </w:p>
         </w:tc>
@@ -155,7 +155,7 @@
               <w:rPr>
                 <w:sz w:val="18"/>
               </w:rPr>
-              <w:t>Prof. Geert Crombez; Dr. Annick De Paepe</w:t>
+              <w:t>Prof. Dr. Geert Crombez; Dr. Annick De Paepe</w:t>
             </w:r>
           </w:p>
         </w:tc>
@@ -221,12 +221,53 @@
     </w:tbl>
     <w:p/>
     <w:p>
+      <w:pPr>
+        <w:shd w:val="clear" w:color="auto" w:fill="DBEAFE"/>
+      </w:pPr>
       <w:r>
         <w:rPr>
-          <w:i/>
-          <w:sz w:val="18"/>
+          <w:sz w:val="20"/>
         </w:rPr>
-        <w:t>Vertrouwelijkheid: uw antwoorden worden voor analyse geanonimiseerd en uitsluitend gebruikt binnen deze masterproefstudie. Deelname is vrijwillig.</w:t>
+        <w:t>DOEL VAN DEZE BUNDEL</w:t>
+        <w:br/>
+        <w:br/>
+        <w:t>U neemt deel aan een evaluatiestudie waarin zorgprofessionals onafhankelijk dezelfde vijf klinische redeneerstappen uitvoeren als het PHOENIX-systeem. Uw antwoorden vormen het menselijke referentiecorpus voor een latere dubbelblinde vergelijking met systeemoutput.</w:t>
+        <w:br/>
+        <w:br/>
+        <w:t>Voor elk van uw twee casussen vult u dezelfde vijf delen in: (1) operationalisering, (2) initieel observatiemodel, (3) prioritering van behandeldoelen, (4) verfijning van EMA-metingen en (5) een mobiele coachingsboodschap.</w:t>
+        <w:br/>
+        <w:br/>
+        <w:t>We vragen uw eigen klinische oordeelsvorming. Antwoord zoals u dat in een reele professionele context zou doen, maar werk strikt volgens de instructies op de volgende pagina.</w:t>
+      </w:r>
+    </w:p>
+    <w:p/>
+    <w:p>
+      <w:pPr>
+        <w:shd w:val="clear" w:color="auto" w:fill="FEF3C7"/>
+      </w:pPr>
+      <w:r>
+        <w:rPr>
+          <w:sz w:val="20"/>
+        </w:rPr>
+        <w:t>VERTROUWELIJKHEID EN GEÏNFORMEERDE TOESTEMMING</w:t>
+        <w:br/>
+        <w:br/>
+        <w:t>Uw antwoorden worden voor analyse geanonimiseerd en uitsluitend gebruikt binnen deze masterproefstudie. Na ontvangst worden ze opgenomen in het expertreferentiecorpus voor de latere blind evaluatie van het PHOENIX-systeem.</w:t>
+        <w:br/>
+        <w:br/>
+        <w:t>Deelname is volledig vrijwillig. U kan zich op elk moment zonder opgave van reden terugtrekken door contact op te nemen met de onderzoeker via stijn.vanseveren@ugent.be. Terugtrekking heeft geen gevolgen.</w:t>
+        <w:br/>
+        <w:br/>
+        <w:t>Door dit ingevulde document te bezorgen aan de onderzoeker, bevestigt u dat:</w:t>
+        <w:br/>
+        <w:t xml:space="preserve">  (1) u de bovenstaande informatie hebt gelezen en begrepen;</w:t>
+        <w:br/>
+        <w:t xml:space="preserve">  (2) u vrijwillig instemt met deelname aan deze studie;</w:t>
+        <w:br/>
+        <w:t xml:space="preserve">  (3) u begrijpt dat uw antwoorden geanonimiseerd worden verwerkt.</w:t>
+        <w:br/>
+        <w:br/>
+        <w:t>Uw inzending geldt als geïnformeerde toestemming.</w:t>
       </w:r>
     </w:p>
     <w:p>
@@ -707,13 +748,13 @@
         <w:br/>
         <w:t>1. Werk sequentieel: Deel 1 -&gt; Deel 5. Ga pas naar een volgend deel wanneer het huidige volledig is afgewerkt voor beide casussen.</w:t>
         <w:br/>
-        <w:t>2. Gebruik geen generatieve AI, schrijfhulpmiddelen, richtlijnen of collegaoverleg. Extern gebruik ondermijnt de methodologische validiteit van de studie.</w:t>
+        <w:t>2. Gebruik geen generatieve AI, schrijfhulpmiddelen, richtlijnen of collegaoverleg. Extern gebruik ondermijnt de methodologische validiteit en de blind scoringswaarde van de studie.</w:t>
         <w:br/>
-        <w:t>3. Gebruik in latere delen uitsluitend de meegeleverde gestandaardiseerde context.</w:t>
+        <w:t>3. Gebruik in latere delen uitsluitend de meegeleverde gestandaardiseerde context. Die is bewust vastgezet zodat alle deelnemers op identieke input reageren.</w:t>
         <w:br/>
         <w:t>4. Herwerk eerdere antwoorden NIET retroactief nadat u latere context hebt gezien.</w:t>
         <w:br/>
-        <w:t>5. Noteer of typ rechtstreeks in de voorziene antwoordzones.</w:t>
+        <w:t>5. Noteer of typ rechtstreeks in de voorziene antwoordzones. Onleesbare of ambigu geformuleerde antwoorden bemoeilijken latere blind beoordeling.</w:t>
       </w:r>
     </w:p>
     <w:p/>
@@ -727,7 +768,18 @@
         </w:rPr>
         <w:t>EMA-PRINCIPES (relevant voor Deel 2 en Deel 4):</w:t>
         <w:br/>
-        <w:t>Ecological Momentary Assessment (EMA) meet dagelijkse schommelingen via een mobiele app. Elke EMA-variabele moet: (1) dagelijks rapporteerbaar zijn via een korte smartphone-vraag; (2) dynamisch en veranderbaar zijn (geen diagnose of trait); (3) meetbaar zijn als ja/nee, aantal, minuten of een 0-10 score; (4) klinisch relevante binnen-persoonsvariatie tonen. In Deel 2 genereert u zelf predictorlabels. In Deel 4 selecteert u de meest geschikte 5 uit 20 reeds uitgewerkte EMA-items.</w:t>
+        <w:t>Ecological Momentary Assessment (EMA) meet dagelijkse schommelingen via een mobiele app. Elke EMA-variabele moet aan vier vereisten voldoen:</w:t>
+        <w:br/>
+        <w:t xml:space="preserve">  (1) Dagelijks rapporteerbaar via een korte smartphone-vraag.</w:t>
+        <w:br/>
+        <w:t xml:space="preserve">  (2) Dynamisch en veranderbaar -- geen vaste diagnose, trait of achtergrondkenmerk.</w:t>
+        <w:br/>
+        <w:t xml:space="preserve">  (3) Meetbaar in een eenvoudig format: ja/nee, aantal, minuten of een 0-10 score.</w:t>
+        <w:br/>
+        <w:t xml:space="preserve">  (4) Klinisch relevant voor opvolging -- toont binnen-persoonsvariatie die therapeutisch informatief is.</w:t>
+        <w:br/>
+        <w:br/>
+        <w:t>In Deel 2 genereert u zelf predictorlabels. In Deel 4 zijn de 20 kandidaat-items reeds uitgewerkt als dagelijkse EMA-items; u selecteert de meest geschikte 5.</w:t>
       </w:r>
     </w:p>
     <w:p>
@@ -2992,91 +3044,151 @@
     </w:p>
     <w:p/>
     <w:p>
+      <w:r>
+        <w:rPr>
+          <w:b/>
+          <w:sz w:val="20"/>
+        </w:rPr>
+        <w:t>Checklist voor terugbezorging -- gelieve alle vakjes af te vinken:</w:t>
+      </w:r>
+    </w:p>
+    <w:p>
       <w:pPr>
-        <w:pStyle w:val="ListBullet"/>
+        <w:spacing w:after="60"/>
+        <w:ind w:left="170"/>
       </w:pPr>
       <w:r>
         <w:rPr>
           <w:sz w:val="20"/>
         </w:rPr>
-        <w:t>□  Deel 1: criteriumlabels ingevuld voor C03 en C04</w:t>
+        <w:t>□   Ik heb in Deel 1 voor beide casussen (C03 en C04) criteriumlabels ingevuld.</w:t>
       </w:r>
     </w:p>
     <w:p>
       <w:pPr>
-        <w:pStyle w:val="ListBullet"/>
+        <w:spacing w:after="60"/>
+        <w:ind w:left="170"/>
       </w:pPr>
       <w:r>
         <w:rPr>
           <w:sz w:val="20"/>
         </w:rPr>
-        <w:t>□  Deel 2: predictorlabels ingevuld voor C03 en C04</w:t>
+        <w:t>□   Ik heb in Deel 2 voor beide casussen predictorlabels ingevuld.</w:t>
       </w:r>
     </w:p>
     <w:p>
       <w:pPr>
-        <w:pStyle w:val="ListBullet"/>
+        <w:spacing w:after="60"/>
+        <w:ind w:left="170"/>
       </w:pPr>
       <w:r>
         <w:rPr>
           <w:sz w:val="20"/>
         </w:rPr>
-        <w:t>□  Deel 3: alle 5 predictors gerangschikt voor beide casussen</w:t>
+        <w:t>□   Ik heb in Deel 3 voor beide casussen alle 5 predictors gerangschikt.</w:t>
       </w:r>
     </w:p>
     <w:p>
       <w:pPr>
-        <w:pStyle w:val="ListBullet"/>
+        <w:spacing w:after="60"/>
+        <w:ind w:left="170"/>
       </w:pPr>
       <w:r>
         <w:rPr>
           <w:sz w:val="20"/>
         </w:rPr>
-        <w:t>□  Deel 4: exact 5 EMA-items geselecteerd voor beide casussen</w:t>
+        <w:t>□   Ik heb in Deel 4 voor beide casussen exact 5 EMA-items geselecteerd.</w:t>
       </w:r>
     </w:p>
     <w:p>
       <w:pPr>
-        <w:pStyle w:val="ListBullet"/>
+        <w:spacing w:after="60"/>
+        <w:ind w:left="170"/>
       </w:pPr>
       <w:r>
         <w:rPr>
           <w:sz w:val="20"/>
         </w:rPr>
-        <w:t>□  Deel 5: mobiele coachingsboodschap geschreven voor beide casussen</w:t>
+        <w:t>□   Ik heb in Deel 5 voor beide casussen een mobiele coachingsboodschap geschreven.</w:t>
       </w:r>
     </w:p>
     <w:p>
       <w:pPr>
-        <w:pStyle w:val="ListBullet"/>
+        <w:spacing w:after="60"/>
+        <w:ind w:left="170"/>
       </w:pPr>
       <w:r>
         <w:rPr>
           <w:sz w:val="20"/>
         </w:rPr>
-        <w:t>□  Antwoorden weerspiegelen mijn eigen klinische oordeel zonder externe hulp</w:t>
+        <w:t>□   Mijn antwoorden weerspiegelen mijn eigen klinische oordeel zonder gebruik van generatieve AI of andere externe hulp.</w:t>
       </w:r>
     </w:p>
     <w:p>
       <w:pPr>
-        <w:pStyle w:val="ListBullet"/>
+        <w:spacing w:after="60"/>
+        <w:ind w:left="170"/>
       </w:pPr>
       <w:r>
         <w:rPr>
           <w:sz w:val="20"/>
         </w:rPr>
-        <w:t>□  Ik begrijp dat mijn antwoorden geanonimiseerd worden voor analyse</w:t>
+        <w:t>□   Ik begrijp dat mijn antwoorden geanonimiseerd worden verwerkt en uitsluitend worden gebruikt binnen deze masterproefstudie.</w:t>
+      </w:r>
+    </w:p>
+    <w:p>
+      <w:pPr>
+        <w:spacing w:after="60"/>
+        <w:ind w:left="170"/>
+      </w:pPr>
+      <w:r>
+        <w:rPr>
+          <w:sz w:val="20"/>
+        </w:rPr>
+        <w:t>□   Ik begrijp dat ik mij op elk moment kan terugtrekken door contact op te nemen met de onderzoeker.</w:t>
       </w:r>
     </w:p>
     <w:p/>
     <w:p>
       <w:r>
         <w:rPr>
+          <w:b/>
           <w:sz w:val="20"/>
         </w:rPr>
-        <w:t>Bezorg het ingevulde document terug via e-mail:</w:t>
+        <w:t>Terugbezorging:</w:t>
+      </w:r>
+    </w:p>
+    <w:p>
+      <w:r>
+        <w:rPr>
+          <w:sz w:val="20"/>
+        </w:rPr>
+        <w:t>Bezorg dit ingevulde document als bijlage via e-mail:</w:t>
         <w:br/>
-        <w:t>stijn.vanseveren@ugent.be  --  onderwerp: PHOENIX-PRE-HCP-PRE-02</w:t>
+        <w:t xml:space="preserve">  Aan:         stijn.vanseveren@ugent.be</w:t>
+        <w:br/>
+        <w:t xml:space="preserve">  Onderwerp:   PHOENIX-PRE-HCP-PRE-02</w:t>
+      </w:r>
+    </w:p>
+    <w:p/>
+    <w:p>
+      <w:pPr>
+        <w:shd w:val="clear" w:color="auto" w:fill="DBEAFE"/>
+      </w:pPr>
+      <w:r>
+        <w:rPr>
+          <w:sz w:val="20"/>
+        </w:rPr>
+        <w:t>VERTROUWELIJKHEID EN VERWERKING</w:t>
+        <w:br/>
+        <w:br/>
+        <w:t>Na ontvangst worden uw antwoorden geanonimiseerd en opgenomen in het expertreferentiecorpus voor de latere blind evaluatie van het PHOENIX-systeem. Uw gegevens worden op geen enkel moment gekoppeld aan uw naam of identiteit in publieke of wetenschappelijke rapportage.</w:t>
+        <w:br/>
+        <w:br/>
+        <w:t>Door dit document in te dienen bevestigt u vrijwillig in te stemmen met deelname aan deze studie. Uw inzending geldt als geïnformeerde toestemming (informed consent).</w:t>
+        <w:br/>
+        <w:br/>
+        <w:t>Hartelijk dank voor uw bijdrage aan dit onderzoek.</w:t>
       </w:r>
     </w:p>
     <w:sectPr>

--- a/evaluation/qualtrics/01_HCPs_PRE/separate_HCPs/HCP_2/main.docx
+++ b/evaluation/qualtrics/01_HCPs_PRE/separate_HCPs/HCP_2/main.docx
@@ -10,10 +10,19 @@
         <w:rPr>
           <w:b/>
           <w:color w:val="1E3A5F"/>
-          <w:sz w:val="36"/>
+          <w:sz w:val="40"/>
         </w:rPr>
         <w:t>PHOENIX evaluatiestudie -- Fase 1</w:t>
+      </w:r>
+      <w:r>
         <w:br/>
+      </w:r>
+      <w:r>
+        <w:rPr>
+          <w:b/>
+          <w:color w:val="1D4ED8"/>
+          <w:sz w:val="28"/>
+        </w:rPr>
         <w:t>Instrument voor Zorgprofessionals</w:t>
       </w:r>
     </w:p>
@@ -21,16 +30,58 @@
     <w:p>
       <w:pPr>
         <w:jc w:val="center"/>
+        <w:shd w:val="clear" w:color="auto" w:fill="DBEAFE"/>
       </w:pPr>
       <w:r>
         <w:rPr>
           <w:b/>
-          <w:color w:val="1D4ED8"/>
-          <w:sz w:val="24"/>
+          <w:sz w:val="20"/>
         </w:rPr>
-        <w:t>Deelnemerscode: HCP-PRE-02</w:t>
+        <w:t>Deelnemerscode:  HCP-PRE-02</w:t>
+      </w:r>
+      <w:r>
         <w:br/>
-        <w:t>Toegewezen casussen: C03 (41-jarige leraar secundair onderwijs)  en  C04 (63-jarige gepensioneerde professional)</w:t>
+      </w:r>
+      <w:r>
+        <w:rPr>
+          <w:sz w:val="20"/>
+        </w:rPr>
+      </w:r>
+      <w:r>
+        <w:br/>
+      </w:r>
+      <w:r>
+        <w:rPr>
+          <w:sz w:val="20"/>
+        </w:rPr>
+        <w:t>Toegewezen casussen:</w:t>
+      </w:r>
+      <w:r>
+        <w:br/>
+      </w:r>
+      <w:r>
+        <w:rPr>
+          <w:sz w:val="20"/>
+        </w:rPr>
+        <w:t>C03  (41-jarige leraar secundair onderwijs)</w:t>
+      </w:r>
+      <w:r>
+        <w:br/>
+      </w:r>
+      <w:r>
+        <w:rPr>
+          <w:sz w:val="20"/>
+        </w:rPr>
+        <w:t>en</w:t>
+      </w:r>
+      <w:r>
+        <w:br/>
+      </w:r>
+      <w:r>
+        <w:rPr>
+          <w:sz w:val="20"/>
+        </w:rPr>
+        <w:t>C04  (63-jarige gepensioneerde professional)</w:t>
       </w:r>
     </w:p>
     <w:p/>
@@ -38,6 +89,7 @@
       <w:tblPr>
         <w:tblStyle w:val="TableGrid"/>
         <w:tblW w:type="auto" w:w="0"/>
+        <w:jc w:val="center"/>
         <w:tblLook w:firstColumn="1" w:firstRow="1" w:lastColumn="0" w:lastRow="0" w:noHBand="0" w:noVBand="1" w:val="04A0"/>
       </w:tblPr>
       <w:tblGrid>
@@ -47,7 +99,8 @@
       <w:tr>
         <w:tc>
           <w:tcPr>
-            <w:tcW w:type="dxa" w:w="2551"/>
+            <w:tcW w:type="dxa" w:w="2381"/>
+            <w:shd w:val="clear" w:color="auto" w:fill="DBEAFE"/>
           </w:tcPr>
           <w:p>
             <w:r>
@@ -61,7 +114,8 @@
         </w:tc>
         <w:tc>
           <w:tcPr>
-            <w:tcW w:type="dxa" w:w="4703"/>
+            <w:tcW w:type="dxa" w:w="5953"/>
+            <w:shd w:val="clear" w:color="auto" w:fill="F8FAFC"/>
           </w:tcPr>
           <w:p>
             <w:r>
@@ -76,7 +130,8 @@
       <w:tr>
         <w:tc>
           <w:tcPr>
-            <w:tcW w:type="dxa" w:w="2551"/>
+            <w:tcW w:type="dxa" w:w="2381"/>
+            <w:shd w:val="clear" w:color="auto" w:fill="DBEAFE"/>
           </w:tcPr>
           <w:p>
             <w:r>
@@ -90,7 +145,8 @@
         </w:tc>
         <w:tc>
           <w:tcPr>
-            <w:tcW w:type="dxa" w:w="4703"/>
+            <w:tcW w:type="dxa" w:w="5953"/>
+            <w:shd w:val="clear" w:color="auto" w:fill="F8FAFC"/>
           </w:tcPr>
           <w:p>
             <w:r>
@@ -105,7 +161,8 @@
       <w:tr>
         <w:tc>
           <w:tcPr>
-            <w:tcW w:type="dxa" w:w="2551"/>
+            <w:tcW w:type="dxa" w:w="2381"/>
+            <w:shd w:val="clear" w:color="auto" w:fill="DBEAFE"/>
           </w:tcPr>
           <w:p>
             <w:r>
@@ -119,7 +176,8 @@
         </w:tc>
         <w:tc>
           <w:tcPr>
-            <w:tcW w:type="dxa" w:w="4703"/>
+            <w:tcW w:type="dxa" w:w="5953"/>
+            <w:shd w:val="clear" w:color="auto" w:fill="F8FAFC"/>
           </w:tcPr>
           <w:p>
             <w:r>
@@ -134,7 +192,8 @@
       <w:tr>
         <w:tc>
           <w:tcPr>
-            <w:tcW w:type="dxa" w:w="2551"/>
+            <w:tcW w:type="dxa" w:w="2381"/>
+            <w:shd w:val="clear" w:color="auto" w:fill="DBEAFE"/>
           </w:tcPr>
           <w:p>
             <w:r>
@@ -148,7 +207,8 @@
         </w:tc>
         <w:tc>
           <w:tcPr>
-            <w:tcW w:type="dxa" w:w="4703"/>
+            <w:tcW w:type="dxa" w:w="5953"/>
+            <w:shd w:val="clear" w:color="auto" w:fill="F8FAFC"/>
           </w:tcPr>
           <w:p>
             <w:r>
@@ -163,7 +223,8 @@
       <w:tr>
         <w:tc>
           <w:tcPr>
-            <w:tcW w:type="dxa" w:w="2551"/>
+            <w:tcW w:type="dxa" w:w="2381"/>
+            <w:shd w:val="clear" w:color="auto" w:fill="DBEAFE"/>
           </w:tcPr>
           <w:p>
             <w:r>
@@ -177,7 +238,8 @@
         </w:tc>
         <w:tc>
           <w:tcPr>
-            <w:tcW w:type="dxa" w:w="4703"/>
+            <w:tcW w:type="dxa" w:w="5953"/>
+            <w:shd w:val="clear" w:color="auto" w:fill="F8FAFC"/>
           </w:tcPr>
           <w:p>
             <w:r>
@@ -192,7 +254,8 @@
       <w:tr>
         <w:tc>
           <w:tcPr>
-            <w:tcW w:type="dxa" w:w="2551"/>
+            <w:tcW w:type="dxa" w:w="2381"/>
+            <w:shd w:val="clear" w:color="auto" w:fill="DBEAFE"/>
           </w:tcPr>
           <w:p>
             <w:r>
@@ -206,7 +269,8 @@
         </w:tc>
         <w:tc>
           <w:tcPr>
-            <w:tcW w:type="dxa" w:w="4703"/>
+            <w:tcW w:type="dxa" w:w="5953"/>
+            <w:shd w:val="clear" w:color="auto" w:fill="F8FAFC"/>
           </w:tcPr>
           <w:p>
             <w:r>
@@ -222,51 +286,174 @@
     <w:p/>
     <w:p>
       <w:pPr>
-        <w:shd w:val="clear" w:color="auto" w:fill="DBEAFE"/>
+        <w:jc w:val="left"/>
+        <w:shd w:val="clear" w:color="auto" w:fill="EFF6FF"/>
       </w:pPr>
+      <w:r>
+        <w:rPr>
+          <w:b/>
+          <w:sz w:val="20"/>
+        </w:rPr>
+        <w:t>Doel van deze bundel</w:t>
+      </w:r>
+      <w:r>
+        <w:br/>
+      </w:r>
       <w:r>
         <w:rPr>
           <w:sz w:val="20"/>
         </w:rPr>
-        <w:t>DOEL VAN DEZE BUNDEL</w:t>
+      </w:r>
+      <w:r>
         <w:br/>
+      </w:r>
+      <w:r>
+        <w:rPr>
+          <w:sz w:val="20"/>
+        </w:rPr>
+        <w:t>U neemt deel aan een evaluatiestudie waarin zorgprofessionals onafhankelijk dezelfde vijf klinische redeneerstappen uitvoeren als het PHOENIX-systeem. Uw antwoorden vormen het menselijke referentiecorpus voor een latere dubbelblinde vergelijking met systeemoutput.</w:t>
+      </w:r>
+      <w:r>
         <w:br/>
-        <w:t>U neemt deel aan een evaluatiestudie waarin zorgprofessionals onafhankelijk dezelfde vijf klinische redeneerstappen uitvoeren als het PHOENIX-systeem. Uw antwoorden vormen het menselijke referentiecorpus voor een latere dubbelblinde vergelijking met systeemoutput.</w:t>
+      </w:r>
+      <w:r>
+        <w:rPr>
+          <w:sz w:val="20"/>
+        </w:rPr>
+      </w:r>
+      <w:r>
         <w:br/>
+      </w:r>
+      <w:r>
+        <w:rPr>
+          <w:sz w:val="20"/>
+        </w:rPr>
+        <w:t>Voor elk van uw twee casussen vult u dezelfde vijf delen in: (1) operationalisering, (2) initieel observatiemodel, (3) prioritering van behandeldoelen, (4) verfijning van EMA-metingen en (5) een mobiele coachingsboodschap.</w:t>
+      </w:r>
+      <w:r>
         <w:br/>
-        <w:t>Voor elk van uw twee casussen vult u dezelfde vijf delen in: (1) operationalisering, (2) initieel observatiemodel, (3) prioritering van behandeldoelen, (4) verfijning van EMA-metingen en (5) een mobiele coachingsboodschap.</w:t>
+      </w:r>
+      <w:r>
+        <w:rPr>
+          <w:sz w:val="20"/>
+        </w:rPr>
+      </w:r>
+      <w:r>
         <w:br/>
-        <w:br/>
+      </w:r>
+      <w:r>
+        <w:rPr>
+          <w:sz w:val="20"/>
+        </w:rPr>
         <w:t>We vragen uw eigen klinische oordeelsvorming. Antwoord zoals u dat in een reele professionele context zou doen, maar werk strikt volgens de instructies op de volgende pagina.</w:t>
       </w:r>
     </w:p>
     <w:p/>
     <w:p>
       <w:pPr>
+        <w:jc w:val="left"/>
         <w:shd w:val="clear" w:color="auto" w:fill="FEF3C7"/>
       </w:pPr>
+      <w:r>
+        <w:rPr>
+          <w:b/>
+          <w:sz w:val="20"/>
+        </w:rPr>
+        <w:t>Vertrouwelijkheid en geïnformeerde toestemming</w:t>
+      </w:r>
+      <w:r>
+        <w:br/>
+      </w:r>
       <w:r>
         <w:rPr>
           <w:sz w:val="20"/>
         </w:rPr>
-        <w:t>VERTROUWELIJKHEID EN GEÏNFORMEERDE TOESTEMMING</w:t>
+      </w:r>
+      <w:r>
         <w:br/>
+      </w:r>
+      <w:r>
+        <w:rPr>
+          <w:sz w:val="20"/>
+        </w:rPr>
+        <w:t>Uw antwoorden worden voor analyse geanonimiseerd en uitsluitend gebruikt binnen deze masterproefstudie. Na ontvangst worden ze opgenomen in het expertreferentiecorpus voor de latere blind evaluatie van het PHOENIX-systeem. Uw gegevens worden op geen enkel moment gekoppeld aan uw naam of identiteit in publieke of wetenschappelijke rapportage.</w:t>
+      </w:r>
+      <w:r>
         <w:br/>
-        <w:t>Uw antwoorden worden voor analyse geanonimiseerd en uitsluitend gebruikt binnen deze masterproefstudie. Na ontvangst worden ze opgenomen in het expertreferentiecorpus voor de latere blind evaluatie van het PHOENIX-systeem.</w:t>
+      </w:r>
+      <w:r>
+        <w:rPr>
+          <w:sz w:val="20"/>
+        </w:rPr>
+      </w:r>
+      <w:r>
         <w:br/>
+      </w:r>
+      <w:r>
+        <w:rPr>
+          <w:sz w:val="20"/>
+        </w:rPr>
+        <w:t>Deelname is volledig vrijwillig. U kan zich op elk moment zonder opgave van reden terugtrekken door contact op te nemen met de onderzoeker via stijn.vanseveren@ugent.be. Terugtrekking heeft geen gevolgen.</w:t>
+      </w:r>
+      <w:r>
         <w:br/>
-        <w:t>Deelname is volledig vrijwillig. U kan zich op elk moment zonder opgave van reden terugtrekken door contact op te nemen met de onderzoeker via stijn.vanseveren@ugent.be. Terugtrekking heeft geen gevolgen.</w:t>
+      </w:r>
+      <w:r>
+        <w:rPr>
+          <w:sz w:val="20"/>
+        </w:rPr>
+      </w:r>
+      <w:r>
         <w:br/>
+      </w:r>
+      <w:r>
+        <w:rPr>
+          <w:sz w:val="20"/>
+        </w:rPr>
+        <w:t>Door dit ingevulde document te bezorgen aan de onderzoeker bevestigt u dat:</w:t>
+      </w:r>
+      <w:r>
         <w:br/>
-        <w:t>Door dit ingevulde document te bezorgen aan de onderzoeker, bevestigt u dat:</w:t>
+      </w:r>
+      <w:r>
+        <w:rPr>
+          <w:sz w:val="20"/>
+        </w:rPr>
+        <w:t xml:space="preserve">  (1)  u de bovenstaande informatie hebt gelezen en begrepen;</w:t>
+      </w:r>
+      <w:r>
         <w:br/>
-        <w:t xml:space="preserve">  (1) u de bovenstaande informatie hebt gelezen en begrepen;</w:t>
+      </w:r>
+      <w:r>
+        <w:rPr>
+          <w:sz w:val="20"/>
+        </w:rPr>
+        <w:t xml:space="preserve">  (2)  u vrijwillig instemt met deelname aan deze studie;</w:t>
+      </w:r>
+      <w:r>
         <w:br/>
-        <w:t xml:space="preserve">  (2) u vrijwillig instemt met deelname aan deze studie;</w:t>
+      </w:r>
+      <w:r>
+        <w:rPr>
+          <w:sz w:val="20"/>
+        </w:rPr>
+        <w:t xml:space="preserve">  (3)  u begrijpt dat uw antwoorden geanonimiseerd worden verwerkt.</w:t>
+      </w:r>
+      <w:r>
         <w:br/>
-        <w:t xml:space="preserve">  (3) u begrijpt dat uw antwoorden geanonimiseerd worden verwerkt.</w:t>
+      </w:r>
+      <w:r>
+        <w:rPr>
+          <w:sz w:val="20"/>
+        </w:rPr>
+      </w:r>
+      <w:r>
         <w:br/>
-        <w:br/>
+      </w:r>
+      <w:r>
+        <w:rPr>
+          <w:sz w:val="20"/>
+        </w:rPr>
         <w:t>Uw inzending geldt als geïnformeerde toestemming.</w:t>
       </w:r>
     </w:p>
@@ -738,6 +925,7 @@
     <w:p/>
     <w:p>
       <w:pPr>
+        <w:jc w:val="left"/>
         <w:shd w:val="clear" w:color="auto" w:fill="FFF7ED"/>
       </w:pPr>
       <w:r>
@@ -745,21 +933,57 @@
           <w:sz w:val="20"/>
         </w:rPr>
         <w:t>WERKWIJZE -- STRIKT TE VOLGEN:</w:t>
+      </w:r>
+      <w:r>
         <w:br/>
+      </w:r>
+      <w:r>
+        <w:rPr>
+          <w:sz w:val="20"/>
+        </w:rPr>
         <w:t>1. Werk sequentieel: Deel 1 -&gt; Deel 5. Ga pas naar een volgend deel wanneer het huidige volledig is afgewerkt voor beide casussen.</w:t>
+      </w:r>
+      <w:r>
         <w:br/>
+      </w:r>
+      <w:r>
+        <w:rPr>
+          <w:sz w:val="20"/>
+        </w:rPr>
         <w:t>2. Gebruik geen generatieve AI, schrijfhulpmiddelen, richtlijnen of collegaoverleg. Extern gebruik ondermijnt de methodologische validiteit en de blind scoringswaarde van de studie.</w:t>
+      </w:r>
+      <w:r>
         <w:br/>
+      </w:r>
+      <w:r>
+        <w:rPr>
+          <w:sz w:val="20"/>
+        </w:rPr>
         <w:t>3. Gebruik in latere delen uitsluitend de meegeleverde gestandaardiseerde context. Die is bewust vastgezet zodat alle deelnemers op identieke input reageren.</w:t>
+      </w:r>
+      <w:r>
         <w:br/>
+      </w:r>
+      <w:r>
+        <w:rPr>
+          <w:sz w:val="20"/>
+        </w:rPr>
         <w:t>4. Herwerk eerdere antwoorden NIET retroactief nadat u latere context hebt gezien.</w:t>
+      </w:r>
+      <w:r>
         <w:br/>
+      </w:r>
+      <w:r>
+        <w:rPr>
+          <w:sz w:val="20"/>
+        </w:rPr>
         <w:t>5. Noteer of typ rechtstreeks in de voorziene antwoordzones. Onleesbare of ambigu geformuleerde antwoorden bemoeilijken latere blind beoordeling.</w:t>
       </w:r>
     </w:p>
     <w:p/>
     <w:p>
       <w:pPr>
+        <w:jc w:val="left"/>
         <w:shd w:val="clear" w:color="auto" w:fill="ECFDF5"/>
       </w:pPr>
       <w:r>
@@ -767,18 +991,67 @@
           <w:sz w:val="20"/>
         </w:rPr>
         <w:t>EMA-PRINCIPES (relevant voor Deel 2 en Deel 4):</w:t>
+      </w:r>
+      <w:r>
         <w:br/>
+      </w:r>
+      <w:r>
+        <w:rPr>
+          <w:sz w:val="20"/>
+        </w:rPr>
         <w:t>Ecological Momentary Assessment (EMA) meet dagelijkse schommelingen via een mobiele app. Elke EMA-variabele moet aan vier vereisten voldoen:</w:t>
+      </w:r>
+      <w:r>
         <w:br/>
+      </w:r>
+      <w:r>
+        <w:rPr>
+          <w:sz w:val="20"/>
+        </w:rPr>
         <w:t xml:space="preserve">  (1) Dagelijks rapporteerbaar via een korte smartphone-vraag.</w:t>
+      </w:r>
+      <w:r>
         <w:br/>
+      </w:r>
+      <w:r>
+        <w:rPr>
+          <w:sz w:val="20"/>
+        </w:rPr>
         <w:t xml:space="preserve">  (2) Dynamisch en veranderbaar -- geen vaste diagnose, trait of achtergrondkenmerk.</w:t>
+      </w:r>
+      <w:r>
         <w:br/>
+      </w:r>
+      <w:r>
+        <w:rPr>
+          <w:sz w:val="20"/>
+        </w:rPr>
         <w:t xml:space="preserve">  (3) Meetbaar in een eenvoudig format: ja/nee, aantal, minuten of een 0-10 score.</w:t>
+      </w:r>
+      <w:r>
         <w:br/>
+      </w:r>
+      <w:r>
+        <w:rPr>
+          <w:sz w:val="20"/>
+        </w:rPr>
         <w:t xml:space="preserve">  (4) Klinisch relevant voor opvolging -- toont binnen-persoonsvariatie die therapeutisch informatief is.</w:t>
+      </w:r>
+      <w:r>
         <w:br/>
+      </w:r>
+      <w:r>
+        <w:rPr>
+          <w:sz w:val="20"/>
+        </w:rPr>
+      </w:r>
+      <w:r>
         <w:br/>
+      </w:r>
+      <w:r>
+        <w:rPr>
+          <w:sz w:val="20"/>
+        </w:rPr>
         <w:t>In Deel 2 genereert u zelf predictorlabels. In Deel 4 zijn de 20 kandidaat-items reeds uitgewerkt als dagelijkse EMA-items; u selecteert de meest geschikte 5.</w:t>
       </w:r>
     </w:p>
@@ -798,6 +1071,7 @@
     </w:p>
     <w:p>
       <w:pPr>
+        <w:jc w:val="left"/>
         <w:shd w:val="clear" w:color="auto" w:fill="DBEAFE"/>
       </w:pPr>
       <w:r>
@@ -823,6 +1097,7 @@
     </w:p>
     <w:p>
       <w:pPr>
+        <w:jc w:val="left"/>
         <w:shd w:val="clear" w:color="auto" w:fill="EFF6FF"/>
       </w:pPr>
       <w:r>
@@ -830,8 +1105,22 @@
           <w:sz w:val="20"/>
         </w:rPr>
         <w:t>CASUSVIGNET  |  Duur: 7 maanden</w:t>
+      </w:r>
+      <w:r>
         <w:br/>
+      </w:r>
+      <w:r>
+        <w:rPr>
+          <w:sz w:val="20"/>
+        </w:rPr>
+      </w:r>
+      <w:r>
         <w:br/>
+      </w:r>
+      <w:r>
+        <w:rPr>
+          <w:sz w:val="20"/>
+        </w:rPr>
         <w:t>``Ik geef al vijftien jaar les en deed dat altijd graag, maar de voorbije maanden voel ik mij volledig leeg. Ik ga naar school, geef mijn lessen en kom thuis, maar er is niets meer over. 's Avonds zit ik voor de televisie en kan ik mij nergens toe aanzetten. Ik ben ook gestopt met afspreken met vrienden en reageer nog zelden op berichten. Op het werk begin ik fouten te maken -- dingen vergeten, de draad kwijt raken tijdens een les -- wat vroeger nooit gebeurde. Ik schaam mij daarvoor, maar ik weet niet hoe ik dit moet keren.''</w:t>
       </w:r>
     </w:p>
@@ -957,6 +1246,7 @@
     </w:p>
     <w:p>
       <w:pPr>
+        <w:jc w:val="left"/>
         <w:shd w:val="clear" w:color="auto" w:fill="EFF6FF"/>
       </w:pPr>
       <w:r>
@@ -964,8 +1254,22 @@
           <w:sz w:val="20"/>
         </w:rPr>
         <w:t>CASUSVIGNET  |  Duur: 9 maanden na overlijden van partner</w:t>
+      </w:r>
+      <w:r>
         <w:br/>
+      </w:r>
+      <w:r>
+        <w:rPr>
+          <w:sz w:val="20"/>
+        </w:rPr>
+      </w:r>
+      <w:r>
         <w:br/>
+      </w:r>
+      <w:r>
+        <w:rPr>
+          <w:sz w:val="20"/>
+        </w:rPr>
         <w:t>``Mijn partner is negen maanden geleden overleden en ik geraak daar nog steeds niet door. Ik denk voortdurend aan hem of haar. Kleine prikkels -- een liedje, een geur, een televisieprogramma dat we samen bekeken -- lokken intense golven van verdriet uit die ik niet onder controle krijg. Ik slaap slecht; ik word vroeg wakker en raak daarna niet meer in slaap. Daarnaast voel ik veel schuld. Ik blijf maar herhalen wat ik had moeten zeggen of anders had moeten doen. Ik kan mij ook nauwelijks voorstellen hoe mijn toekomst er nog betekenisvol kan uitzien. Mijn familie zegt dat het al beter zou moeten gaan, maar zo voelt het niet.''</w:t>
       </w:r>
     </w:p>
@@ -1091,6 +1395,7 @@
     </w:p>
     <w:p>
       <w:pPr>
+        <w:jc w:val="left"/>
         <w:shd w:val="clear" w:color="auto" w:fill="D1FAE5"/>
       </w:pPr>
       <w:r>
@@ -1116,6 +1421,7 @@
     </w:p>
     <w:p>
       <w:pPr>
+        <w:jc w:val="left"/>
         <w:shd w:val="clear" w:color="auto" w:fill="EFF6FF"/>
       </w:pPr>
       <w:r>
@@ -1123,7 +1429,14 @@
           <w:sz w:val="20"/>
         </w:rPr>
         <w:t>Casus C03: verkorte klachtomschrijving</w:t>
+      </w:r>
+      <w:r>
         <w:br/>
+      </w:r>
+      <w:r>
+        <w:rPr>
+          <w:sz w:val="20"/>
+        </w:rPr>
         <w:t>41-jarige leraar secundair onderwijs; duur: 7 maanden. Emotionele uitputting, professionele depersonalisatie, sociale terugtrekking en cognitieve fouten op het werk.</w:t>
       </w:r>
     </w:p>
@@ -1287,6 +1600,7 @@
     </w:p>
     <w:p>
       <w:pPr>
+        <w:jc w:val="left"/>
         <w:shd w:val="clear" w:color="auto" w:fill="EFF6FF"/>
       </w:pPr>
       <w:r>
@@ -1294,7 +1608,14 @@
           <w:sz w:val="20"/>
         </w:rPr>
         <w:t>Casus C04: verkorte klachtomschrijving</w:t>
+      </w:r>
+      <w:r>
         <w:br/>
+      </w:r>
+      <w:r>
+        <w:rPr>
+          <w:sz w:val="20"/>
+        </w:rPr>
         <w:t>63-jarige gepensioneerde professional; duur: 9 maanden na overlijden van partner. Aanhoudende rouwreactie, doorslaapinsomnie, schuldgedreven ruminatie en verminderde toekomstorientatie.</w:t>
       </w:r>
     </w:p>
@@ -1458,6 +1779,7 @@
     </w:p>
     <w:p>
       <w:pPr>
+        <w:jc w:val="left"/>
         <w:shd w:val="clear" w:color="auto" w:fill="FEF3C7"/>
       </w:pPr>
       <w:r>
@@ -1483,6 +1805,7 @@
     </w:p>
     <w:p>
       <w:pPr>
+        <w:jc w:val="left"/>
         <w:shd w:val="clear" w:color="auto" w:fill="EFF6FF"/>
       </w:pPr>
       <w:r>
@@ -1490,7 +1813,14 @@
           <w:sz w:val="20"/>
         </w:rPr>
         <w:t>Casus C03: 41-jarige leraar secundair onderwijs</w:t>
+      </w:r>
+      <w:r>
         <w:br/>
+      </w:r>
+      <w:r>
+        <w:rPr>
+          <w:sz w:val="20"/>
+        </w:rPr>
         <w:t>Emotionele uitputting, professionele depersonalisatie, sociale terugtrekking en cognitieve fouten op het werk.  Duur: 7 maanden.</w:t>
       </w:r>
     </w:p>
@@ -1666,6 +1996,7 @@
     </w:p>
     <w:p>
       <w:pPr>
+        <w:jc w:val="left"/>
         <w:shd w:val="clear" w:color="auto" w:fill="EFF6FF"/>
       </w:pPr>
       <w:r>
@@ -1673,7 +2004,14 @@
           <w:sz w:val="20"/>
         </w:rPr>
         <w:t>Casus C04: 63-jarige gepensioneerde professional</w:t>
+      </w:r>
+      <w:r>
         <w:br/>
+      </w:r>
+      <w:r>
+        <w:rPr>
+          <w:sz w:val="20"/>
+        </w:rPr>
         <w:t>Aanhoudende rouwreactie, doorslaapinsomnie, schuldgedreven ruminatie en verminderde toekomstorientatie.  Duur: 9 maanden na overlijden van partner.</w:t>
       </w:r>
     </w:p>
@@ -1849,6 +2187,7 @@
     </w:p>
     <w:p>
       <w:pPr>
+        <w:jc w:val="left"/>
         <w:shd w:val="clear" w:color="auto" w:fill="EDE9FE"/>
       </w:pPr>
       <w:r>
@@ -2550,6 +2889,7 @@
     </w:p>
     <w:p>
       <w:pPr>
+        <w:jc w:val="left"/>
         <w:shd w:val="clear" w:color="auto" w:fill="FFF0F0"/>
       </w:pPr>
       <w:r>
@@ -2557,10 +2897,31 @@
           <w:sz w:val="20"/>
         </w:rPr>
         <w:t>Schrijf een korte, patientgerichte coachingsboodschap die rechtstreeks in de mobiele applicatie kan verschijnen. Gebruik het primaire probleem, het behandeldoel, de voornaamste barriere en de aangegeven copingstrategie. De boodschap moet compact, warm en professioneel zijn en een concrete eerste stap bevatten.</w:t>
+      </w:r>
+      <w:r>
         <w:br/>
+      </w:r>
+      <w:r>
+        <w:rPr>
+          <w:sz w:val="20"/>
+        </w:rPr>
+      </w:r>
+      <w:r>
         <w:br/>
+      </w:r>
+      <w:r>
+        <w:rPr>
+          <w:sz w:val="20"/>
+        </w:rPr>
         <w:t>Werkvoorbeeld (niet gerelateerd aan een studiecasus):</w:t>
+      </w:r>
+      <w:r>
         <w:br/>
+      </w:r>
+      <w:r>
+        <w:rPr>
+          <w:sz w:val="20"/>
+        </w:rPr>
         <w:t>"Na een zware shift voelt rust nemen logisch, maar net dat eerste kleine beweegmoment kan je avond helpen ontladen. Trek vanavond meteen na thuiskomst je schoenen aan en wandel 10 minuten buiten -- dat ene blokje. Zo maak je de stap haalbaar."</w:t>
       </w:r>
     </w:p>
@@ -3173,6 +3534,7 @@
     <w:p/>
     <w:p>
       <w:pPr>
+        <w:jc w:val="left"/>
         <w:shd w:val="clear" w:color="auto" w:fill="DBEAFE"/>
       </w:pPr>
       <w:r>
@@ -3180,14 +3542,56 @@
           <w:sz w:val="20"/>
         </w:rPr>
         <w:t>VERTROUWELIJKHEID EN VERWERKING</w:t>
+      </w:r>
+      <w:r>
         <w:br/>
+      </w:r>
+      <w:r>
+        <w:rPr>
+          <w:sz w:val="20"/>
+        </w:rPr>
+      </w:r>
+      <w:r>
         <w:br/>
+      </w:r>
+      <w:r>
+        <w:rPr>
+          <w:sz w:val="20"/>
+        </w:rPr>
         <w:t>Na ontvangst worden uw antwoorden geanonimiseerd en opgenomen in het expertreferentiecorpus voor de latere blind evaluatie van het PHOENIX-systeem. Uw gegevens worden op geen enkel moment gekoppeld aan uw naam of identiteit in publieke of wetenschappelijke rapportage.</w:t>
+      </w:r>
+      <w:r>
         <w:br/>
+      </w:r>
+      <w:r>
+        <w:rPr>
+          <w:sz w:val="20"/>
+        </w:rPr>
+      </w:r>
+      <w:r>
         <w:br/>
+      </w:r>
+      <w:r>
+        <w:rPr>
+          <w:sz w:val="20"/>
+        </w:rPr>
         <w:t>Door dit document in te dienen bevestigt u vrijwillig in te stemmen met deelname aan deze studie. Uw inzending geldt als geïnformeerde toestemming (informed consent).</w:t>
+      </w:r>
+      <w:r>
         <w:br/>
+      </w:r>
+      <w:r>
+        <w:rPr>
+          <w:sz w:val="20"/>
+        </w:rPr>
+      </w:r>
+      <w:r>
         <w:br/>
+      </w:r>
+      <w:r>
+        <w:rPr>
+          <w:sz w:val="20"/>
+        </w:rPr>
         <w:t>Hartelijk dank voor uw bijdrage aan dit onderzoek.</w:t>
       </w:r>
     </w:p>

--- a/evaluation/qualtrics/01_HCPs_PRE/separate_HCPs/HCP_2/main.docx
+++ b/evaluation/qualtrics/01_HCPs_PRE/separate_HCPs/HCP_2/main.docx
@@ -1786,7 +1786,7 @@
         <w:rPr>
           <w:sz w:val="20"/>
         </w:rPr>
-        <w:t>Rangschik de 5 standaardpredictoren van hoogste naar laagste klinische prioriteit als behandeldoel. Gebruik hiervoor de 21-daagse monitoring en het bipartiet netwerk (rood = sterke relatie, blauw = matige relatie). Zie de bijgevoegde PDF voor het kleurrijke netwerkdiagram.</w:t>
+        <w:t>Rangschik de 5 standaardpredictoren van hoogste naar laagste klinische prioriteit als behandeldoel. Gebruik hiervoor de 21-daagse monitoring en het bipartiet netwerk (rood = risicofactor, blauw = beschermend, lijndikte ∝ |gewicht|). Zie de bijgevoegde PDF voor het visuele netwerkdiagram met predictoren links en criteria rechts.</w:t>
       </w:r>
     </w:p>
     <w:p>
@@ -1846,23 +1846,7 @@
           <w:b/>
           <w:sz w:val="20"/>
         </w:rPr>
-        <w:t>Bipartiet netwerk (zie PDF voor visuele weergave):</w:t>
-      </w:r>
-    </w:p>
-    <w:p>
-      <w:r>
-        <w:rPr>
-          <w:b/>
-          <w:color w:val="B91C1C"/>
-          <w:sz w:val="18"/>
-        </w:rPr>
-        <w:t xml:space="preserve">  Sterke relaties (rood):  </w:t>
-      </w:r>
-      <w:r>
-        <w:rPr>
-          <w:sz w:val="18"/>
-        </w:rPr>
-        <w:t>CR-1 (Emotionele uitputting) &lt;-&gt; P1 (Werk-privegrens),  CR-2 (Professionele depersonalisatie) &lt;-&gt; P1 (Werk-privegrens),  CR-1 (Emotionele uitputting) &lt;-&gt; P2 (Herstelactiviteit),  CR-3 (Sociale terugtrekking) &lt;-&gt; P3 (Sociaal initiatief)</w:t>
+        <w:t>Bipartiet netwerk — predictoren (links) → criteria (rechts)  (zie PDF voor visuele weergave):</w:t>
       </w:r>
     </w:p>
     <w:p>
@@ -1872,13 +1856,13 @@
           <w:color w:val="1D4ED8"/>
           <w:sz w:val="18"/>
         </w:rPr>
-        <w:t xml:space="preserve">  Matige relaties (blauw):  </w:t>
+        <w:t xml:space="preserve">  Beschermende factoren (blauw, negatief gewicht):  </w:t>
       </w:r>
       <w:r>
         <w:rPr>
           <w:sz w:val="18"/>
         </w:rPr>
-        <w:t>CR-3 (Sociale terugtrekking) &lt;-&gt; P2 (Herstelactiviteit),  CR-2 (Professionele depersonalisatie) &lt;-&gt; P4 (Professionele meestervaring),  CR-4 (Cognitieve fouten op het werk) &lt;-&gt; P4 (Professionele meestervaring),  CR-1 (Emotionele uitputting) &lt;-&gt; P5 (Slaapkwaliteit),  CR-4 (Cognitieve fouten op het werk) &lt;-&gt; P5 (Slaapkwaliteit)</w:t>
+        <w:t>P1 (Werk-privegrens) → CR-1 (Emotionele uitputting) (w=-0.80),  P1 (Werk-privegrens) → CR-2 (Professionele depersonalisatie) (w=-0.75),  P2 (Herstelactiviteit) → CR-1 (Emotionele uitputting) (w=-0.82),  P2 (Herstelactiviteit) → CR-3 (Sociale terugtrekking) (w=-0.52),  P3 (Sociaal initiatief) → CR-3 (Sociale terugtrekking) (w=-0.78),  P4 (Professionele meestervaring) → CR-2 (Professionele depersonalisatie) (w=-0.55),  P4 (Professionele meestervaring) → CR-4 (Cognitieve fouten op het werk) (w=-0.50),  P5 (Slaapkwaliteit) → CR-1 (Emotionele uitputting) (w=-0.58),  P5 (Slaapkwaliteit) → CR-4 (Cognitieve fouten op het werk) (w=-0.55)</w:t>
       </w:r>
     </w:p>
     <w:p/>
@@ -2037,23 +2021,7 @@
           <w:b/>
           <w:sz w:val="20"/>
         </w:rPr>
-        <w:t>Bipartiet netwerk (zie PDF voor visuele weergave):</w:t>
-      </w:r>
-    </w:p>
-    <w:p>
-      <w:r>
-        <w:rPr>
-          <w:b/>
-          <w:color w:val="B91C1C"/>
-          <w:sz w:val="18"/>
-        </w:rPr>
-        <w:t xml:space="preserve">  Sterke relaties (rood):  </w:t>
-      </w:r>
-      <w:r>
-        <w:rPr>
-          <w:sz w:val="18"/>
-        </w:rPr>
-        <w:t>CR-1 (Aanhoudende rouwreactie) &lt;-&gt; P1 (Betekenisgerichte activiteit),  CR-4 (Verminderde toekomstorientatie) &lt;-&gt; P1 (Betekenisgerichte activiteit),  CR-2 (Doorslaapinsomnie) &lt;-&gt; P2 (Slaap-waakconsistentie),  CR-3 (Schuldgedreven ruminatie) &lt;-&gt; P4 (Zelfcompassie),  CR-4 (Verminderde toekomstorientatie) &lt;-&gt; P5 (Toekomstplanning)</w:t>
+        <w:t>Bipartiet netwerk — predictoren (links) → criteria (rechts)  (zie PDF voor visuele weergave):</w:t>
       </w:r>
     </w:p>
     <w:p>
@@ -2063,13 +2031,13 @@
           <w:color w:val="1D4ED8"/>
           <w:sz w:val="18"/>
         </w:rPr>
-        <w:t xml:space="preserve">  Matige relaties (blauw):  </w:t>
+        <w:t xml:space="preserve">  Beschermende factoren (blauw, negatief gewicht):  </w:t>
       </w:r>
       <w:r>
         <w:rPr>
           <w:sz w:val="18"/>
         </w:rPr>
-        <w:t>CR-1 (Aanhoudende rouwreactie) &lt;-&gt; P3 (Sociale steunopname),  CR-3 (Schuldgedreven ruminatie) &lt;-&gt; P3 (Sociale steunopname)</w:t>
+        <w:t>P1 (Betekenisgerichte activiteit) → CR-1 (Aanhoudende rouwreactie) (w=-0.78),  P1 (Betekenisgerichte activiteit) → CR-4 (Verminderde toekomstorientatie) (w=-0.82),  P2 (Slaap-waakconsistentie) → CR-2 (Doorslaapinsomnie) (w=-0.80),  P3 (Sociale steunopname) → CR-1 (Aanhoudende rouwreactie) (w=-0.50),  P3 (Sociale steunopname) → CR-3 (Schuldgedreven ruminatie) (w=-0.55),  P4 (Zelfcompassie) → CR-3 (Schuldgedreven ruminatie) (w=-0.75),  P5 (Toekomstplanning) → CR-4 (Verminderde toekomstorientatie) (w=-0.80)</w:t>
       </w:r>
     </w:p>
     <w:p/>

--- a/evaluation/qualtrics/01_HCPs_PRE/separate_HCPs/HCP_2/main.docx
+++ b/evaluation/qualtrics/01_HCPs_PRE/separate_HCPs/HCP_2/main.docx
@@ -63,7 +63,7 @@
         <w:rPr>
           <w:sz w:val="20"/>
         </w:rPr>
-        <w:t>C03  (41-jarige leraar secundair onderwijs)</w:t>
+        <w:t>Casus 1  (41-jarige leraar secundair onderwijs)</w:t>
       </w:r>
       <w:r>
         <w:br/>
@@ -81,7 +81,7 @@
         <w:rPr>
           <w:sz w:val="20"/>
         </w:rPr>
-        <w:t>C04  (63-jarige gepensioneerde professional)</w:t>
+        <w:t>Casus 2  (63-jarige gepensioneerde professional)</w:t>
       </w:r>
     </w:p>
     <w:p/>
@@ -1092,7 +1092,7 @@
         <w:jc w:val="left"/>
       </w:pPr>
       <w:r>
-        <w:t>Casus C03: 41-jarige leraar secundair onderwijs</w:t>
+        <w:t>Casus 1: 41-jarige leraar secundair onderwijs</w:t>
       </w:r>
     </w:p>
     <w:p>
@@ -1241,7 +1241,7 @@
         <w:jc w:val="left"/>
       </w:pPr>
       <w:r>
-        <w:t>Casus C04: 63-jarige gepensioneerde professional</w:t>
+        <w:t>Casus 2: 63-jarige gepensioneerde professional</w:t>
       </w:r>
     </w:p>
     <w:p>
@@ -1416,7 +1416,7 @@
         <w:jc w:val="left"/>
       </w:pPr>
       <w:r>
-        <w:t>Casus C03: Deel 2</w:t>
+        <w:t>Casus 1: Deel 2</w:t>
       </w:r>
     </w:p>
     <w:p>
@@ -1428,7 +1428,7 @@
         <w:rPr>
           <w:sz w:val="20"/>
         </w:rPr>
-        <w:t>Casus C03: verkorte klachtomschrijving</w:t>
+        <w:t>Casus 1: verkorte klachtomschrijving</w:t>
       </w:r>
       <w:r>
         <w:br/>
@@ -1595,7 +1595,7 @@
         <w:jc w:val="left"/>
       </w:pPr>
       <w:r>
-        <w:t>Casus C04: Deel 2</w:t>
+        <w:t>Casus 2: Deel 2</w:t>
       </w:r>
     </w:p>
     <w:p>
@@ -1607,7 +1607,7 @@
         <w:rPr>
           <w:sz w:val="20"/>
         </w:rPr>
-        <w:t>Casus C04: verkorte klachtomschrijving</w:t>
+        <w:t>Casus 2: verkorte klachtomschrijving</w:t>
       </w:r>
       <w:r>
         <w:br/>
@@ -1800,7 +1800,7 @@
         <w:jc w:val="left"/>
       </w:pPr>
       <w:r>
-        <w:t>Casus C03: Deel 3</w:t>
+        <w:t>Casus 1: Deel 3</w:t>
       </w:r>
     </w:p>
     <w:p>
@@ -1812,7 +1812,7 @@
         <w:rPr>
           <w:sz w:val="20"/>
         </w:rPr>
-        <w:t>Casus C03: 41-jarige leraar secundair onderwijs</w:t>
+        <w:t>Casus 1: 41-jarige leraar secundair onderwijs</w:t>
       </w:r>
       <w:r>
         <w:br/>
@@ -1975,7 +1975,7 @@
         <w:jc w:val="left"/>
       </w:pPr>
       <w:r>
-        <w:t>Casus C04: Deel 3</w:t>
+        <w:t>Casus 2: Deel 3</w:t>
       </w:r>
     </w:p>
     <w:p>
@@ -1987,7 +1987,7 @@
         <w:rPr>
           <w:sz w:val="20"/>
         </w:rPr>
-        <w:t>Casus C04: 63-jarige gepensioneerde professional</w:t>
+        <w:t>Casus 2: 63-jarige gepensioneerde professional</w:t>
       </w:r>
       <w:r>
         <w:br/>
@@ -2176,7 +2176,7 @@
         <w:jc w:val="left"/>
       </w:pPr>
       <w:r>
-        <w:t>Casus C03: Deel 4</w:t>
+        <w:t>Casus 1: Deel 4</w:t>
       </w:r>
     </w:p>
     <w:p>
@@ -2514,7 +2514,7 @@
         <w:jc w:val="left"/>
       </w:pPr>
       <w:r>
-        <w:t>Casus C04: Deel 4</w:t>
+        <w:t>Casus 2: Deel 4</w:t>
       </w:r>
     </w:p>
     <w:p>
@@ -2904,7 +2904,7 @@
         <w:jc w:val="left"/>
       </w:pPr>
       <w:r>
-        <w:t>Casus C03: Deel 5</w:t>
+        <w:t>Casus 1: Deel 5</w:t>
       </w:r>
     </w:p>
     <w:tbl>
@@ -3132,7 +3132,7 @@
         <w:jc w:val="left"/>
       </w:pPr>
       <w:r>
-        <w:t>Casus C04: Deel 5</w:t>
+        <w:t>Casus 2: Deel 5</w:t>
       </w:r>
     </w:p>
     <w:tbl>
@@ -3368,7 +3368,7 @@
         <w:rPr>
           <w:sz w:val="20"/>
         </w:rPr>
-        <w:t>Dank u voor het invullen van alle vijf delen voor uw twee toegewezen casussen (C03 en C04).</w:t>
+        <w:t>Dank u voor het invullen van alle vijf delen voor uw twee toegewezen casussen (Casus 1 en Casus 2).</w:t>
       </w:r>
     </w:p>
     <w:p/>
@@ -3390,7 +3390,7 @@
         <w:rPr>
           <w:sz w:val="20"/>
         </w:rPr>
-        <w:t>□   Ik heb in Deel 1 voor beide casussen (C03 en C04) criteriumlabels ingevuld.</w:t>
+        <w:t>□   Ik heb in Deel 1 voor beide casussen (Casus 1 en Casus 2) criteriumlabels ingevuld.</w:t>
       </w:r>
     </w:p>
     <w:p>

--- a/evaluation/qualtrics/01_HCPs_PRE/separate_HCPs/HCP_2/main.docx
+++ b/evaluation/qualtrics/01_HCPs_PRE/separate_HCPs/HCP_2/main.docx
@@ -1092,7 +1092,7 @@
         <w:jc w:val="left"/>
       </w:pPr>
       <w:r>
-        <w:t>Casus 1: 41-jarige leraar secundair onderwijs</w:t>
+        <w:t>Casus 1: 41-jarige leraar secundair onderwijs</w:t>
       </w:r>
     </w:p>
     <w:p>
@@ -1241,7 +1241,7 @@
         <w:jc w:val="left"/>
       </w:pPr>
       <w:r>
-        <w:t>Casus 2: 63-jarige gepensioneerde professional</w:t>
+        <w:t>Casus 2: 63-jarige gepensioneerde professional</w:t>
       </w:r>
     </w:p>
     <w:p>
@@ -1416,7 +1416,7 @@
         <w:jc w:val="left"/>
       </w:pPr>
       <w:r>
-        <w:t>Casus 1: Deel 2</w:t>
+        <w:t>Casus 1: 41-jarige leraar secundair onderwijs -- Deel 2</w:t>
       </w:r>
     </w:p>
     <w:p>
@@ -1428,7 +1428,7 @@
         <w:rPr>
           <w:sz w:val="20"/>
         </w:rPr>
-        <w:t>Casus 1: verkorte klachtomschrijving</w:t>
+        <w:t>Casus 1: verkorte klachtomschrijving</w:t>
       </w:r>
       <w:r>
         <w:br/>
@@ -1595,7 +1595,7 @@
         <w:jc w:val="left"/>
       </w:pPr>
       <w:r>
-        <w:t>Casus 2: Deel 2</w:t>
+        <w:t>Casus 2: 63-jarige gepensioneerde professional -- Deel 2</w:t>
       </w:r>
     </w:p>
     <w:p>
@@ -1607,7 +1607,7 @@
         <w:rPr>
           <w:sz w:val="20"/>
         </w:rPr>
-        <w:t>Casus 2: verkorte klachtomschrijving</w:t>
+        <w:t>Casus 2: verkorte klachtomschrijving</w:t>
       </w:r>
       <w:r>
         <w:br/>
@@ -1800,7 +1800,7 @@
         <w:jc w:val="left"/>
       </w:pPr>
       <w:r>
-        <w:t>Casus 1: Deel 3</w:t>
+        <w:t>Casus 1: 41-jarige leraar secundair onderwijs -- Deel 3</w:t>
       </w:r>
     </w:p>
     <w:p>
@@ -1812,7 +1812,7 @@
         <w:rPr>
           <w:sz w:val="20"/>
         </w:rPr>
-        <w:t>Casus 1: 41-jarige leraar secundair onderwijs</w:t>
+        <w:t>Casus 1: 41-jarige leraar secundair onderwijs</w:t>
       </w:r>
       <w:r>
         <w:br/>
@@ -1975,7 +1975,7 @@
         <w:jc w:val="left"/>
       </w:pPr>
       <w:r>
-        <w:t>Casus 2: Deel 3</w:t>
+        <w:t>Casus 2: 63-jarige gepensioneerde professional -- Deel 3</w:t>
       </w:r>
     </w:p>
     <w:p>
@@ -1987,7 +1987,7 @@
         <w:rPr>
           <w:sz w:val="20"/>
         </w:rPr>
-        <w:t>Casus 2: 63-jarige gepensioneerde professional</w:t>
+        <w:t>Casus 2: 63-jarige gepensioneerde professional</w:t>
       </w:r>
       <w:r>
         <w:br/>
@@ -2176,7 +2176,7 @@
         <w:jc w:val="left"/>
       </w:pPr>
       <w:r>
-        <w:t>Casus 1: Deel 4</w:t>
+        <w:t>Casus 1: 41-jarige leraar secundair onderwijs -- Deel 4</w:t>
       </w:r>
     </w:p>
     <w:p>
@@ -2514,7 +2514,7 @@
         <w:jc w:val="left"/>
       </w:pPr>
       <w:r>
-        <w:t>Casus 2: Deel 4</w:t>
+        <w:t>Casus 2: 63-jarige gepensioneerde professional -- Deel 4</w:t>
       </w:r>
     </w:p>
     <w:p>
@@ -2904,7 +2904,7 @@
         <w:jc w:val="left"/>
       </w:pPr>
       <w:r>
-        <w:t>Casus 1: Deel 5</w:t>
+        <w:t>Casus 1: 41-jarige leraar secundair onderwijs -- Deel 5</w:t>
       </w:r>
     </w:p>
     <w:tbl>
@@ -3132,7 +3132,7 @@
         <w:jc w:val="left"/>
       </w:pPr>
       <w:r>
-        <w:t>Casus 2: Deel 5</w:t>
+        <w:t>Casus 2: 63-jarige gepensioneerde professional -- Deel 5</w:t>
       </w:r>
     </w:p>
     <w:tbl>

--- a/evaluation/qualtrics/01_HCPs_PRE/separate_HCPs/HCP_2/main.docx
+++ b/evaluation/qualtrics/01_HCPs_PRE/separate_HCPs/HCP_2/main.docx
@@ -1786,7 +1786,7 @@
         <w:rPr>
           <w:sz w:val="20"/>
         </w:rPr>
-        <w:t>Rangschik de 5 standaardpredictoren van hoogste naar laagste klinische prioriteit als behandeldoel. Gebruik hiervoor de 21-daagse monitoring en het bipartiet netwerk (rood = risicofactor, blauw = beschermend, lijndikte ∝ |gewicht|). Zie de bijgevoegde PDF voor het visuele netwerkdiagram met predictoren links en criteria rechts.</w:t>
+        <w:t>Rangschik de 5 standaardpredictoren van hoogste naar laagste klinische prioriteit als behandeldoel. Gebruik hiervoor de 21-daagse monitoring en het bipartiet netwerk (rood = risicofactor, blauw = beschermend, lijndikte ∝ |gewicht|, genormaliseerd binnen elk netwerk).</w:t>
       </w:r>
     </w:p>
     <w:p>
@@ -1846,23 +1846,46 @@
           <w:b/>
           <w:sz w:val="20"/>
         </w:rPr>
-        <w:t>Bipartiet netwerk — predictoren (links) → criteria (rechts)  (zie PDF voor visuele weergave):</w:t>
+        <w:t>Bipartiet netwerk — predictoren (links) → criteria (rechts):</w:t>
       </w:r>
     </w:p>
     <w:p>
-      <w:r>
-        <w:rPr>
-          <w:b/>
-          <w:color w:val="1D4ED8"/>
-          <w:sz w:val="18"/>
-        </w:rPr>
-        <w:t xml:space="preserve">  Beschermende factoren (blauw, negatief gewicht):  </w:t>
-      </w:r>
-      <w:r>
-        <w:rPr>
-          <w:sz w:val="18"/>
-        </w:rPr>
-        <w:t>P1 (Werk-privegrens) → CR-1 (Emotionele uitputting) (w=-0.80),  P1 (Werk-privegrens) → CR-2 (Professionele depersonalisatie) (w=-0.75),  P2 (Herstelactiviteit) → CR-1 (Emotionele uitputting) (w=-0.82),  P2 (Herstelactiviteit) → CR-3 (Sociale terugtrekking) (w=-0.52),  P3 (Sociaal initiatief) → CR-3 (Sociale terugtrekking) (w=-0.78),  P4 (Professionele meestervaring) → CR-2 (Professionele depersonalisatie) (w=-0.55),  P4 (Professionele meestervaring) → CR-4 (Cognitieve fouten op het werk) (w=-0.50),  P5 (Slaapkwaliteit) → CR-1 (Emotionele uitputting) (w=-0.58),  P5 (Slaapkwaliteit) → CR-4 (Cognitieve fouten op het werk) (w=-0.55)</w:t>
+      <w:pPr>
+        <w:jc w:val="center"/>
+      </w:pPr>
+      <w:r>
+        <w:drawing>
+          <wp:inline xmlns:a="http://schemas.openxmlformats.org/drawingml/2006/main" xmlns:pic="http://schemas.openxmlformats.org/drawingml/2006/picture">
+            <wp:extent cx="5303520" cy="3743394"/>
+            <wp:docPr id="1" name="Picture 1"/>
+            <wp:cNvGraphicFramePr>
+              <a:graphicFrameLocks noChangeAspect="1"/>
+            </wp:cNvGraphicFramePr>
+            <a:graphic>
+              <a:graphicData uri="http://schemas.openxmlformats.org/drawingml/2006/picture">
+                <pic:pic>
+                  <pic:nvPicPr>
+                    <pic:cNvPr id="0" name="image.png"/>
+                    <pic:cNvPicPr/>
+                  </pic:nvPicPr>
+                  <pic:blipFill>
+                    <a:blip r:embed="rId9"/>
+                    <a:stretch>
+                      <a:fillRect/>
+                    </a:stretch>
+                  </pic:blipFill>
+                  <pic:spPr>
+                    <a:xfrm>
+                      <a:off x="0" y="0"/>
+                      <a:ext cx="5303520" cy="3743394"/>
+                    </a:xfrm>
+                    <a:prstGeom prst="rect"/>
+                  </pic:spPr>
+                </pic:pic>
+              </a:graphicData>
+            </a:graphic>
+          </wp:inline>
+        </w:drawing>
       </w:r>
     </w:p>
     <w:p/>
@@ -2021,23 +2044,46 @@
           <w:b/>
           <w:sz w:val="20"/>
         </w:rPr>
-        <w:t>Bipartiet netwerk — predictoren (links) → criteria (rechts)  (zie PDF voor visuele weergave):</w:t>
+        <w:t>Bipartiet netwerk — predictoren (links) → criteria (rechts):</w:t>
       </w:r>
     </w:p>
     <w:p>
-      <w:r>
-        <w:rPr>
-          <w:b/>
-          <w:color w:val="1D4ED8"/>
-          <w:sz w:val="18"/>
-        </w:rPr>
-        <w:t xml:space="preserve">  Beschermende factoren (blauw, negatief gewicht):  </w:t>
-      </w:r>
-      <w:r>
-        <w:rPr>
-          <w:sz w:val="18"/>
-        </w:rPr>
-        <w:t>P1 (Betekenisgerichte activiteit) → CR-1 (Aanhoudende rouwreactie) (w=-0.78),  P1 (Betekenisgerichte activiteit) → CR-4 (Verminderde toekomstorientatie) (w=-0.82),  P2 (Slaap-waakconsistentie) → CR-2 (Doorslaapinsomnie) (w=-0.80),  P3 (Sociale steunopname) → CR-1 (Aanhoudende rouwreactie) (w=-0.50),  P3 (Sociale steunopname) → CR-3 (Schuldgedreven ruminatie) (w=-0.55),  P4 (Zelfcompassie) → CR-3 (Schuldgedreven ruminatie) (w=-0.75),  P5 (Toekomstplanning) → CR-4 (Verminderde toekomstorientatie) (w=-0.80)</w:t>
+      <w:pPr>
+        <w:jc w:val="center"/>
+      </w:pPr>
+      <w:r>
+        <w:drawing>
+          <wp:inline xmlns:a="http://schemas.openxmlformats.org/drawingml/2006/main" xmlns:pic="http://schemas.openxmlformats.org/drawingml/2006/picture">
+            <wp:extent cx="5303520" cy="3743394"/>
+            <wp:docPr id="2" name="Picture 2"/>
+            <wp:cNvGraphicFramePr>
+              <a:graphicFrameLocks noChangeAspect="1"/>
+            </wp:cNvGraphicFramePr>
+            <a:graphic>
+              <a:graphicData uri="http://schemas.openxmlformats.org/drawingml/2006/picture">
+                <pic:pic>
+                  <pic:nvPicPr>
+                    <pic:cNvPr id="0" name="image.png"/>
+                    <pic:cNvPicPr/>
+                  </pic:nvPicPr>
+                  <pic:blipFill>
+                    <a:blip r:embed="rId10"/>
+                    <a:stretch>
+                      <a:fillRect/>
+                    </a:stretch>
+                  </pic:blipFill>
+                  <pic:spPr>
+                    <a:xfrm>
+                      <a:off x="0" y="0"/>
+                      <a:ext cx="5303520" cy="3743394"/>
+                    </a:xfrm>
+                    <a:prstGeom prst="rect"/>
+                  </pic:spPr>
+                </pic:pic>
+              </a:graphicData>
+            </a:graphic>
+          </wp:inline>
+        </w:drawing>
       </w:r>
     </w:p>
     <w:p/>

--- a/evaluation/qualtrics/01_HCPs_PRE/separate_HCPs/HCP_2/main.docx
+++ b/evaluation/qualtrics/01_HCPs_PRE/separate_HCPs/HCP_2/main.docx
@@ -1786,7 +1786,7 @@
         <w:rPr>
           <w:sz w:val="20"/>
         </w:rPr>
-        <w:t>Rangschik de 5 standaardpredictoren van hoogste naar laagste klinische prioriteit als behandeldoel. Gebruik hiervoor de 21-daagse monitoring en het bipartiet netwerk (rood = risicofactor, blauw = beschermend, lijndikte ∝ |gewicht|, genormaliseerd binnen elk netwerk).</w:t>
+        <w:t>Rangschik de 5 standaardpredictoren van hoogste naar laagste klinische prioriteit als behandeldoel. Gebruik hiervoor de 21-daagse monitoring en het bipartiet netwerk (blauw = positief verband, rood = negatief verband; lijndikte ∝ |w|, genormaliseerd binnen elk netwerk).</w:t>
       </w:r>
     </w:p>
     <w:p>
@@ -1841,22 +1841,28 @@
     </w:p>
     <w:p/>
     <w:p>
+      <w:pPr>
+        <w:keepNext/>
+        <w:spacing w:before="120" w:after="40"/>
+      </w:pPr>
       <w:r>
         <w:rPr>
           <w:b/>
+          <w:color w:val="1E3A5F"/>
           <w:sz w:val="20"/>
         </w:rPr>
-        <w:t>Bipartiet netwerk — predictoren (links) → criteria (rechts):</w:t>
+        <w:t>Bipartiet netwerk — predictoren (links) → criteria (rechts)</w:t>
       </w:r>
     </w:p>
     <w:p>
       <w:pPr>
+        <w:spacing w:before="0" w:after="120"/>
         <w:jc w:val="center"/>
       </w:pPr>
       <w:r>
         <w:drawing>
           <wp:inline xmlns:a="http://schemas.openxmlformats.org/drawingml/2006/main" xmlns:pic="http://schemas.openxmlformats.org/drawingml/2006/picture">
-            <wp:extent cx="5303520" cy="3743394"/>
+            <wp:extent cx="5120640" cy="3654881"/>
             <wp:docPr id="1" name="Picture 1"/>
             <wp:cNvGraphicFramePr>
               <a:graphicFrameLocks noChangeAspect="1"/>
@@ -1877,7 +1883,7 @@
                   <pic:spPr>
                     <a:xfrm>
                       <a:off x="0" y="0"/>
-                      <a:ext cx="5303520" cy="3743394"/>
+                      <a:ext cx="5120640" cy="3654881"/>
                     </a:xfrm>
                     <a:prstGeom prst="rect"/>
                   </pic:spPr>
@@ -2039,22 +2045,28 @@
     </w:p>
     <w:p/>
     <w:p>
+      <w:pPr>
+        <w:keepNext/>
+        <w:spacing w:before="120" w:after="40"/>
+      </w:pPr>
       <w:r>
         <w:rPr>
           <w:b/>
+          <w:color w:val="1E3A5F"/>
           <w:sz w:val="20"/>
         </w:rPr>
-        <w:t>Bipartiet netwerk — predictoren (links) → criteria (rechts):</w:t>
+        <w:t>Bipartiet netwerk — predictoren (links) → criteria (rechts)</w:t>
       </w:r>
     </w:p>
     <w:p>
       <w:pPr>
+        <w:spacing w:before="0" w:after="120"/>
         <w:jc w:val="center"/>
       </w:pPr>
       <w:r>
         <w:drawing>
           <wp:inline xmlns:a="http://schemas.openxmlformats.org/drawingml/2006/main" xmlns:pic="http://schemas.openxmlformats.org/drawingml/2006/picture">
-            <wp:extent cx="5303520" cy="3743394"/>
+            <wp:extent cx="5120640" cy="3657600"/>
             <wp:docPr id="2" name="Picture 2"/>
             <wp:cNvGraphicFramePr>
               <a:graphicFrameLocks noChangeAspect="1"/>
@@ -2075,7 +2087,7 @@
                   <pic:spPr>
                     <a:xfrm>
                       <a:off x="0" y="0"/>
-                      <a:ext cx="5303520" cy="3743394"/>
+                      <a:ext cx="5120640" cy="3657600"/>
                     </a:xfrm>
                     <a:prstGeom prst="rect"/>
                   </pic:spPr>

--- a/evaluation/qualtrics/01_HCPs_PRE/separate_HCPs/HCP_2/main.docx
+++ b/evaluation/qualtrics/01_HCPs_PRE/separate_HCPs/HCP_2/main.docx
@@ -2790,7 +2790,7 @@
         <w:rPr>
           <w:sz w:val="20"/>
         </w:rPr>
-        <w:t>12.  □  Intrusieve rouwgedachten intensiteit (0--10)</w:t>
+        <w:t>12.  □  Toekomstgerichte activiteit ingepland (ja/nee)</w:t>
       </w:r>
     </w:p>
     <w:p>

--- a/evaluation/qualtrics/01_HCPs_PRE/separate_HCPs/HCP_2/main.docx
+++ b/evaluation/qualtrics/01_HCPs_PRE/separate_HCPs/HCP_2/main.docx
@@ -847,7 +847,7 @@
               <w:rPr>
                 <w:sz w:val="18"/>
               </w:rPr>
-              <w:t>Selecteer exact 5 EMA-items uit de lijst van 20</w:t>
+              <w:t>Selecteer exact 6 EMA-items uit de lijst van 20</w:t>
             </w:r>
           </w:p>
         </w:tc>
@@ -2220,7 +2220,7 @@
         <w:rPr>
           <w:sz w:val="20"/>
         </w:rPr>
-        <w:t>Selecteer per casus EXACT 5 EMA-items uit een lijst van 20. Start vanuit de gestandaardiseerde behandeldoelen en kies de 5 dagelijkse EMA-items die daar het best op aansluiten als directe subpredictoren. Verkies klinisch relevante breedte boven irrelevante of perifere items.</w:t>
+        <w:t>Selecteer per casus EXACT 6 EMA-items uit een lijst van 20: 2 sub-predictoren per behandeldoel (3 x 2 = 6). Start vanuit de gestandaardiseerde behandeldoelen en kies per behandeldoel 2 dagelijkse EMA-items die daar het best op aansluiten als directe subpredictoren. Verkies klinisch relevante breedte boven irrelevante of perifere items.</w:t>
       </w:r>
     </w:p>
     <w:p>
@@ -2307,7 +2307,7 @@
           <w:b/>
           <w:sz w:val="20"/>
         </w:rPr>
-        <w:t>Opdracht: selecteer EXACT 5 EMA-items die het best passen als volgende subpredictoren. Vink de 5 geselecteerde items aan.</w:t>
+        <w:t>Opdracht: selecteer EXACT 6 EMA-items (2 per behandeldoel) die het best passen als volgende subpredictoren. Vink de 6 geselecteerde items aan.</w:t>
       </w:r>
     </w:p>
     <w:p/>
@@ -2332,7 +2332,7 @@
         <w:rPr>
           <w:sz w:val="20"/>
         </w:rPr>
-        <w:t xml:space="preserve"> 2.  □  Werkoverschrijding na werktijd (min)</w:t>
+        <w:t xml:space="preserve"> 2.  □  Werkmail na 18.00 uur gecheckt (ja/nee)</w:t>
       </w:r>
     </w:p>
     <w:p>
@@ -2344,7 +2344,7 @@
         <w:rPr>
           <w:sz w:val="20"/>
         </w:rPr>
-        <w:t xml:space="preserve"> 3.  □  Piekeren over gezinszaken in de avond (0--10)</w:t>
+        <w:t xml:space="preserve"> 3.  □  Piekeren over leerlingen of klassen (0--10)</w:t>
       </w:r>
     </w:p>
     <w:p>
@@ -2356,7 +2356,7 @@
         <w:rPr>
           <w:sz w:val="20"/>
         </w:rPr>
-        <w:t xml:space="preserve"> 4.  □  Cafeine-inname na 15.00 uur (aantal)</w:t>
+        <w:t xml:space="preserve"> 4.  □  Werkgerelateerde gedachten bewust gestopt na werktijd (ja/nee)</w:t>
       </w:r>
     </w:p>
     <w:p>
@@ -2368,7 +2368,7 @@
         <w:rPr>
           <w:sz w:val="20"/>
         </w:rPr>
-        <w:t xml:space="preserve"> 5.  □  Herstelactiviteit vandaag uitgevoerd (ja/nee)</w:t>
+        <w:t xml:space="preserve"> 5.  □  Cafeine-inname na 15.00 uur (aantal)</w:t>
       </w:r>
     </w:p>
     <w:p>
@@ -2380,7 +2380,7 @@
         <w:rPr>
           <w:sz w:val="20"/>
         </w:rPr>
-        <w:t xml:space="preserve"> 6.  □  Aantal lesuren vandaag (uren)</w:t>
+        <w:t xml:space="preserve"> 6.  □  Eetlust bij avondmaal (0--10)</w:t>
       </w:r>
     </w:p>
     <w:p>
@@ -2392,7 +2392,7 @@
         <w:rPr>
           <w:sz w:val="20"/>
         </w:rPr>
-        <w:t xml:space="preserve"> 7.  □  Eetlust bij avondmaal (0--10)</w:t>
+        <w:t xml:space="preserve"> 7.  □  Ochtendspanning bij ontwaken (0--10)</w:t>
       </w:r>
     </w:p>
     <w:p>
@@ -2404,7 +2404,7 @@
         <w:rPr>
           <w:sz w:val="20"/>
         </w:rPr>
-        <w:t xml:space="preserve"> 8.  □  Professionele meestervaring vandaag (0--10)</w:t>
+        <w:t xml:space="preserve"> 8.  □  Ontspanningsactiviteit buiten werk uitgevoerd (min)</w:t>
       </w:r>
     </w:p>
     <w:p>
@@ -2416,7 +2416,7 @@
         <w:rPr>
           <w:sz w:val="20"/>
         </w:rPr>
-        <w:t xml:space="preserve"> 9.  □  Ochtendspanning bij ontwaken (0--10)</w:t>
+        <w:t xml:space="preserve"> 9.  □  Slaapkwaliteit bij ontwaken (0--10)</w:t>
       </w:r>
     </w:p>
     <w:p>
@@ -2428,7 +2428,7 @@
         <w:rPr>
           <w:sz w:val="20"/>
         </w:rPr>
-        <w:t>10.  □  Aantal nieuwschecks in de avond (aantal)</w:t>
+        <w:t>10.  □  Administratieve achterstand (0--10)</w:t>
       </w:r>
     </w:p>
     <w:p>
@@ -2440,7 +2440,7 @@
         <w:rPr>
           <w:sz w:val="20"/>
         </w:rPr>
-        <w:t>11.  □  Slaapkwaliteit bij ontwaken (0--10)</w:t>
+        <w:t>11.  □  Herstelactiviteit in agenda gepland (ja/nee)</w:t>
       </w:r>
     </w:p>
     <w:p>
@@ -2464,7 +2464,7 @@
         <w:rPr>
           <w:sz w:val="20"/>
         </w:rPr>
-        <w:t>13.  □  Administratieve achterstand (0--10)</w:t>
+        <w:t>13.  □  Reistijd woon-werk (min)</w:t>
       </w:r>
     </w:p>
     <w:p>
@@ -2476,7 +2476,7 @@
         <w:rPr>
           <w:sz w:val="20"/>
         </w:rPr>
-        <w:t>14.  □  Reistijd woon-werk (min)</w:t>
+        <w:t>14.  □  Moment van positieve lesprestatie genoteerd (ja/nee)</w:t>
       </w:r>
     </w:p>
     <w:p>
@@ -2488,7 +2488,7 @@
         <w:rPr>
           <w:sz w:val="20"/>
         </w:rPr>
-        <w:t>15.  □  Middagdutje genomen (ja/nee)</w:t>
+        <w:t>15.  □  Schermtijd in de late avond (min)</w:t>
       </w:r>
     </w:p>
     <w:p>
@@ -2500,7 +2500,7 @@
         <w:rPr>
           <w:sz w:val="20"/>
         </w:rPr>
-        <w:t>16.  □  Sociaal contact op eigen initiatief (ja/nee)</w:t>
+        <w:t>16.  □  Aantal nieuwschecks in de avond (aantal)</w:t>
       </w:r>
     </w:p>
     <w:p>
@@ -2512,7 +2512,7 @@
         <w:rPr>
           <w:sz w:val="20"/>
         </w:rPr>
-        <w:t>17.  □  Aantal maaltijden overgeslagen (aantal)</w:t>
+        <w:t>17.  □  Professionele vaardigheid succesvol ingezet (0--10)</w:t>
       </w:r>
     </w:p>
     <w:p>
@@ -2524,7 +2524,7 @@
         <w:rPr>
           <w:sz w:val="20"/>
         </w:rPr>
-        <w:t>18.  □  Schermtijd in de late avond (min)</w:t>
+        <w:t>18.  □  Aantal maaltijden overgeslagen (aantal)</w:t>
       </w:r>
     </w:p>
     <w:p>
@@ -2536,7 +2536,7 @@
         <w:rPr>
           <w:sz w:val="20"/>
         </w:rPr>
-        <w:t>19.  □  Irritatie tegenover collega's (0--10)</w:t>
+        <w:t>19.  □  Aantal lesuren vandaag (uren)</w:t>
       </w:r>
     </w:p>
     <w:p>
@@ -2548,7 +2548,7 @@
         <w:rPr>
           <w:sz w:val="20"/>
         </w:rPr>
-        <w:t>20.  □  Weekendplanning opgesteld (ja/nee)</w:t>
+        <w:t>20.  □  Irritatie tegenover collega's (0--10)</w:t>
       </w:r>
     </w:p>
     <w:p/>
@@ -2558,7 +2558,7 @@
           <w:b/>
           <w:sz w:val="20"/>
         </w:rPr>
-        <w:t>Totaal geselecteerd: _____ / 5</w:t>
+        <w:t>Totaal geselecteerd: _____ / 6</w:t>
       </w:r>
     </w:p>
     <w:p>
@@ -2645,7 +2645,7 @@
           <w:b/>
           <w:sz w:val="20"/>
         </w:rPr>
-        <w:t>Opdracht: selecteer EXACT 5 EMA-items die het best passen als volgende subpredictoren. Vink de 5 geselecteerde items aan.</w:t>
+        <w:t>Opdracht: selecteer EXACT 6 EMA-items (2 per behandeldoel) die het best passen als volgende subpredictoren. Vink de 6 geselecteerde items aan.</w:t>
       </w:r>
     </w:p>
     <w:p/>
@@ -2682,7 +2682,7 @@
         <w:rPr>
           <w:sz w:val="20"/>
         </w:rPr>
-        <w:t xml:space="preserve"> 3.  □  Betekenisgerichte activiteit uitgevoerd (ja/nee)</w:t>
+        <w:t xml:space="preserve"> 3.  □  Activiteit die een waarde of herinnering vertegenwoordigt uitgevoerd (ja/nee)</w:t>
       </w:r>
     </w:p>
     <w:p>
@@ -2718,7 +2718,7 @@
         <w:rPr>
           <w:sz w:val="20"/>
         </w:rPr>
-        <w:t xml:space="preserve"> 6.  □  Vaste slaap-waakroutine gevolgd (ja/nee)</w:t>
+        <w:t xml:space="preserve"> 6.  □  Duur van een betekenisvolle bezigheid vandaag (min)</w:t>
       </w:r>
     </w:p>
     <w:p>
@@ -2742,7 +2742,7 @@
         <w:rPr>
           <w:sz w:val="20"/>
         </w:rPr>
-        <w:t xml:space="preserve"> 8.  □  Werk- of zorgtaken voor anderen (min)</w:t>
+        <w:t xml:space="preserve"> 8.  □  Opstaan op vast tijdstip (ja/nee)</w:t>
       </w:r>
     </w:p>
     <w:p>
@@ -2754,7 +2754,7 @@
         <w:rPr>
           <w:sz w:val="20"/>
         </w:rPr>
-        <w:t xml:space="preserve"> 9.  □  Zelfcompassie-oefening vandaag uitgevoerd (ja/nee)</w:t>
+        <w:t xml:space="preserve"> 9.  □  Lichamelijke onrust in de avond (0--10)</w:t>
       </w:r>
     </w:p>
     <w:p>
@@ -2766,7 +2766,7 @@
         <w:rPr>
           <w:sz w:val="20"/>
         </w:rPr>
-        <w:t>10.  □  Middagdutje genomen (ja/nee)</w:t>
+        <w:t>10.  □  Schermtijd na 21.00 uur (min)</w:t>
       </w:r>
     </w:p>
     <w:p>
@@ -2778,7 +2778,7 @@
         <w:rPr>
           <w:sz w:val="20"/>
         </w:rPr>
-        <w:t>11.  □  Lichamelijke onrust in de avond (0--10)</w:t>
+        <w:t>11.  □  Afwijking van gewone slaap- of wektijd (min)</w:t>
       </w:r>
     </w:p>
     <w:p>
@@ -2790,7 +2790,7 @@
         <w:rPr>
           <w:sz w:val="20"/>
         </w:rPr>
-        <w:t>12.  □  Toekomstgerichte activiteit ingepland (ja/nee)</w:t>
+        <w:t>12.  □  Vermijden van herinneringsvoorwerpen (ja/nee)</w:t>
       </w:r>
     </w:p>
     <w:p>
@@ -2802,7 +2802,7 @@
         <w:rPr>
           <w:sz w:val="20"/>
         </w:rPr>
-        <w:t>13.  □  Schermtijd na 21.00 uur (min)</w:t>
+        <w:t>13.  □  Alcoholinname in de avond (aantal)</w:t>
       </w:r>
     </w:p>
     <w:p>
@@ -2814,7 +2814,7 @@
         <w:rPr>
           <w:sz w:val="20"/>
         </w:rPr>
-        <w:t>14.  □  Vermijden van herinneringsvoorwerpen (ja/nee)</w:t>
+        <w:t>14.  □  Zelfkritische gedachte bewust omgevormd (ja/nee)</w:t>
       </w:r>
     </w:p>
     <w:p>
@@ -2826,7 +2826,7 @@
         <w:rPr>
           <w:sz w:val="20"/>
         </w:rPr>
-        <w:t>15.  □  Alcoholinname in de avond (aantal)</w:t>
+        <w:t>15.  □  Huishoudelijke taken voltooid (aantal)</w:t>
       </w:r>
     </w:p>
     <w:p>
@@ -2838,7 +2838,7 @@
         <w:rPr>
           <w:sz w:val="20"/>
         </w:rPr>
-        <w:t>16.  □  Huishoudelijke taken voltooid (aantal)</w:t>
+        <w:t>16.  □  Pijnintensiteit in gewrichten (0--10)</w:t>
       </w:r>
     </w:p>
     <w:p>
@@ -2850,7 +2850,7 @@
         <w:rPr>
           <w:sz w:val="20"/>
         </w:rPr>
-        <w:t>17.  □  Sociaal contactmoment vandaag (ja/nee)</w:t>
+        <w:t>17.  □  Zelfcompassie-oefening toegepast (min)</w:t>
       </w:r>
     </w:p>
     <w:p>
@@ -2862,7 +2862,7 @@
         <w:rPr>
           <w:sz w:val="20"/>
         </w:rPr>
-        <w:t>18.  □  Aantal afspraken buitenshuis gepland (aantal)</w:t>
+        <w:t>18.  □  Ochtendenergie bij opstaan (0--10)</w:t>
       </w:r>
     </w:p>
     <w:p>
@@ -2874,7 +2874,7 @@
         <w:rPr>
           <w:sz w:val="20"/>
         </w:rPr>
-        <w:t>19.  □  Pijnintensiteit in gewrichten (0--10)</w:t>
+        <w:t>19.  □  Middagdutje genomen (ja/nee)</w:t>
       </w:r>
     </w:p>
     <w:p>
@@ -2886,7 +2886,7 @@
         <w:rPr>
           <w:sz w:val="20"/>
         </w:rPr>
-        <w:t>20.  □  Ochtendenergie bij opstaan (0--10)</w:t>
+        <w:t>20.  □  Werk- of zorgtaken voor anderen (min)</w:t>
       </w:r>
     </w:p>
     <w:p/>
@@ -2896,7 +2896,7 @@
           <w:b/>
           <w:sz w:val="20"/>
         </w:rPr>
-        <w:t>Totaal geselecteerd: _____ / 5</w:t>
+        <w:t>Totaal geselecteerd: _____ / 6</w:t>
       </w:r>
     </w:p>
     <w:p>
@@ -3484,7 +3484,7 @@
         <w:rPr>
           <w:sz w:val="20"/>
         </w:rPr>
-        <w:t>□   Ik heb in Deel 4 voor beide casussen exact 5 EMA-items geselecteerd.</w:t>
+        <w:t>□   Ik heb in Deel 4 voor beide casussen exact 6 EMA-items geselecteerd.</w:t>
       </w:r>
     </w:p>
     <w:p>

--- a/evaluation/qualtrics/01_HCPs_PRE/separate_HCPs/HCP_2/main.docx
+++ b/evaluation/qualtrics/01_HCPs_PRE/separate_HCPs/HCP_2/main.docx
@@ -2320,7 +2320,7 @@
         <w:rPr>
           <w:sz w:val="20"/>
         </w:rPr>
-        <w:t xml:space="preserve"> 1.  □  Aantal huishoudelijke taken voltooid (aantal)</w:t>
+        <w:t xml:space="preserve"> 1.  □  Bewust sociaal contact geïnitieerd buiten werkverband (ja/nee)</w:t>
       </w:r>
     </w:p>
     <w:p>
@@ -2332,7 +2332,7 @@
         <w:rPr>
           <w:sz w:val="20"/>
         </w:rPr>
-        <w:t xml:space="preserve"> 2.  □  Werkmail na 18.00 uur gecheckt (ja/nee)</w:t>
+        <w:t xml:space="preserve"> 2.  □  Werkmail of -berichten bewust niet gecheckt na 18.00 uur (ja/nee)</w:t>
       </w:r>
     </w:p>
     <w:p>
@@ -2344,7 +2344,7 @@
         <w:rPr>
           <w:sz w:val="20"/>
         </w:rPr>
-        <w:t xml:space="preserve"> 3.  □  Piekeren over leerlingen of klassen (0--10)</w:t>
+        <w:t xml:space="preserve"> 3.  □  Bewust contact met collega of leerling buiten leslokaal gezocht (ja/nee)</w:t>
       </w:r>
     </w:p>
     <w:p>
@@ -2356,7 +2356,7 @@
         <w:rPr>
           <w:sz w:val="20"/>
         </w:rPr>
-        <w:t xml:space="preserve"> 4.  □  Werkgerelateerde gedachten bewust gestopt na werktijd (ja/nee)</w:t>
+        <w:t xml:space="preserve"> 4.  □  Werkgerelateerde gedachten actief afgesloten na werktijd via een vaste afsluiting (ja/nee)</w:t>
       </w:r>
     </w:p>
     <w:p>
@@ -2380,7 +2380,7 @@
         <w:rPr>
           <w:sz w:val="20"/>
         </w:rPr>
-        <w:t xml:space="preserve"> 6.  □  Eetlust bij avondmaal (0--10)</w:t>
+        <w:t xml:space="preserve"> 6.  □  Maaltijd als zelfzorgmoment bewust genuttigd op vaste tijd (ja/nee)</w:t>
       </w:r>
     </w:p>
     <w:p>
@@ -2392,7 +2392,7 @@
         <w:rPr>
           <w:sz w:val="20"/>
         </w:rPr>
-        <w:t xml:space="preserve"> 7.  □  Ochtendspanning bij ontwaken (0--10)</w:t>
+        <w:t xml:space="preserve"> 7.  □  Ochtendactiviteit voor aanvang werk uitgevoerd (bijv. wandeling, yoga) (min)</w:t>
       </w:r>
     </w:p>
     <w:p>
@@ -2404,7 +2404,7 @@
         <w:rPr>
           <w:sz w:val="20"/>
         </w:rPr>
-        <w:t xml:space="preserve"> 8.  □  Ontspanningsactiviteit buiten werk uitgevoerd (min)</w:t>
+        <w:t xml:space="preserve"> 8.  □  Herstelactiviteit buiten het werk actief uitgevoerd (min)</w:t>
       </w:r>
     </w:p>
     <w:p>
@@ -2416,7 +2416,7 @@
         <w:rPr>
           <w:sz w:val="20"/>
         </w:rPr>
-        <w:t xml:space="preserve"> 9.  □  Slaapkwaliteit bij ontwaken (0--10)</w:t>
+        <w:t xml:space="preserve"> 9.  □  Consistent slaaptijdstip aangehouden (ja/nee)</w:t>
       </w:r>
     </w:p>
     <w:p>
@@ -2428,7 +2428,7 @@
         <w:rPr>
           <w:sz w:val="20"/>
         </w:rPr>
-        <w:t>10.  □  Administratieve achterstand (0--10)</w:t>
+        <w:t>10.  □  Bewuste stap gezet om werkachterstand te reduceren (ja/nee)</w:t>
       </w:r>
     </w:p>
     <w:p>
@@ -2440,7 +2440,7 @@
         <w:rPr>
           <w:sz w:val="20"/>
         </w:rPr>
-        <w:t>11.  □  Herstelactiviteit in agenda gepland (ja/nee)</w:t>
+        <w:t>11.  □  Herstelactiviteit ingepland voor de komende week (ja/nee)</w:t>
       </w:r>
     </w:p>
     <w:p>
@@ -2452,7 +2452,7 @@
         <w:rPr>
           <w:sz w:val="20"/>
         </w:rPr>
-        <w:t>12.  □  Lichamelijke pijnklachten na het werk (0--10)</w:t>
+        <w:t>12.  □  Lichaamsbeweging als herstelactiviteit na werk uitgevoerd (min)</w:t>
       </w:r>
     </w:p>
     <w:p>
@@ -2464,7 +2464,7 @@
         <w:rPr>
           <w:sz w:val="20"/>
         </w:rPr>
-        <w:t>13.  □  Reistijd woon-werk (min)</w:t>
+        <w:t>13.  □  Alcoholinname vanavond (eenheden)</w:t>
       </w:r>
     </w:p>
     <w:p>
@@ -2476,7 +2476,7 @@
         <w:rPr>
           <w:sz w:val="20"/>
         </w:rPr>
-        <w:t>14.  □  Moment van positieve lesprestatie genoteerd (ja/nee)</w:t>
+        <w:t>14.  □  Moment van professionele positieve prestatie bewust opgemerkt en genoteerd (ja/nee)</w:t>
       </w:r>
     </w:p>
     <w:p>
@@ -2488,7 +2488,7 @@
         <w:rPr>
           <w:sz w:val="20"/>
         </w:rPr>
-        <w:t>15.  □  Schermtijd in de late avond (min)</w:t>
+        <w:t>15.  □  Schermtijd in de late avond bewust beperkt (min)</w:t>
       </w:r>
     </w:p>
     <w:p>
@@ -2500,7 +2500,7 @@
         <w:rPr>
           <w:sz w:val="20"/>
         </w:rPr>
-        <w:t>16.  □  Aantal nieuwschecks in de avond (aantal)</w:t>
+        <w:t>16.  □  Aantal nieuwschecks in de avond beperkt tot maximum (aantal)</w:t>
       </w:r>
     </w:p>
     <w:p>
@@ -2512,7 +2512,7 @@
         <w:rPr>
           <w:sz w:val="20"/>
         </w:rPr>
-        <w:t>17.  □  Professionele vaardigheid succesvol ingezet (0--10)</w:t>
+        <w:t>17.  □  Professionele vaardigheid of aanpak bewust en succesvol ingezet (ja/nee)</w:t>
       </w:r>
     </w:p>
     <w:p>
@@ -2524,7 +2524,7 @@
         <w:rPr>
           <w:sz w:val="20"/>
         </w:rPr>
-        <w:t>18.  □  Aantal maaltijden overgeslagen (aantal)</w:t>
+        <w:t>18.  □  Waterinname vandaag (glazen)</w:t>
       </w:r>
     </w:p>
     <w:p>
@@ -2548,7 +2548,7 @@
         <w:rPr>
           <w:sz w:val="20"/>
         </w:rPr>
-        <w:t>20.  □  Irritatie tegenover collega's (0--10)</w:t>
+        <w:t>20.  □  Digitale ontgifting (schermvrij uur in de avond) toegepast (ja/nee)</w:t>
       </w:r>
     </w:p>
     <w:p/>
@@ -2658,7 +2658,7 @@
         <w:rPr>
           <w:sz w:val="20"/>
         </w:rPr>
-        <w:t xml:space="preserve"> 1.  □  Wandeling buiten uitgevoerd (ja/nee)</w:t>
+        <w:t xml:space="preserve"> 1.  □  Wandeling of lichte beweging buiten uitgevoerd (min)</w:t>
       </w:r>
     </w:p>
     <w:p>
@@ -2670,7 +2670,7 @@
         <w:rPr>
           <w:sz w:val="20"/>
         </w:rPr>
-        <w:t xml:space="preserve"> 2.  □  App-berichten met familie verstuurd (aantal)</w:t>
+        <w:t xml:space="preserve"> 2.  □  Familielid of vriend bewust gecontacteerd vandaag (ja/nee)</w:t>
       </w:r>
     </w:p>
     <w:p>
@@ -2706,7 +2706,7 @@
         <w:rPr>
           <w:sz w:val="20"/>
         </w:rPr>
-        <w:t xml:space="preserve"> 5.  □  Televisietijd in de avond (min)</w:t>
+        <w:t xml:space="preserve"> 5.  □  Schermtijd na 21.00 uur bewust beperkt (min)</w:t>
       </w:r>
     </w:p>
     <w:p>
@@ -2718,7 +2718,7 @@
         <w:rPr>
           <w:sz w:val="20"/>
         </w:rPr>
-        <w:t xml:space="preserve"> 6.  □  Duur van een betekenisvolle bezigheid vandaag (min)</w:t>
+        <w:t xml:space="preserve"> 6.  □  Duur van betekenisvolle of waardegerichte bezigheid vandaag (min)</w:t>
       </w:r>
     </w:p>
     <w:p>
@@ -2730,7 +2730,7 @@
         <w:rPr>
           <w:sz w:val="20"/>
         </w:rPr>
-        <w:t xml:space="preserve"> 7.  □  Maaltijdlust vandaag (0--10)</w:t>
+        <w:t xml:space="preserve"> 7.  □  Maaltijd bereid en op vaste tijd bewust genuttigd (ja/nee)</w:t>
       </w:r>
     </w:p>
     <w:p>
@@ -2742,7 +2742,7 @@
         <w:rPr>
           <w:sz w:val="20"/>
         </w:rPr>
-        <w:t xml:space="preserve"> 8.  □  Opstaan op vast tijdstip (ja/nee)</w:t>
+        <w:t xml:space="preserve"> 8.  □  Opstaan op vast waktijdstip aangehouden (ja/nee)</w:t>
       </w:r>
     </w:p>
     <w:p>
@@ -2754,7 +2754,7 @@
         <w:rPr>
           <w:sz w:val="20"/>
         </w:rPr>
-        <w:t xml:space="preserve"> 9.  □  Lichamelijke onrust in de avond (0--10)</w:t>
+        <w:t xml:space="preserve"> 9.  □  Ontspanningsoefening of rustige activiteit in de avond uitgevoerd (min)</w:t>
       </w:r>
     </w:p>
     <w:p>
@@ -2766,7 +2766,7 @@
         <w:rPr>
           <w:sz w:val="20"/>
         </w:rPr>
-        <w:t>10.  □  Schermtijd na 21.00 uur (min)</w:t>
+        <w:t>10.  □  Alcoholinname vanavond (eenheden)</w:t>
       </w:r>
     </w:p>
     <w:p>
@@ -2778,7 +2778,7 @@
         <w:rPr>
           <w:sz w:val="20"/>
         </w:rPr>
-        <w:t>11.  □  Afwijking van gewone slaap- of wektijd (min)</w:t>
+        <w:t>11.  □  Afwijking van gewone slaap- of waktijdstip (min)</w:t>
       </w:r>
     </w:p>
     <w:p>
@@ -2790,7 +2790,7 @@
         <w:rPr>
           <w:sz w:val="20"/>
         </w:rPr>
-        <w:t>12.  □  Vermijden van herinneringsvoorwerpen (ja/nee)</w:t>
+        <w:t>12.  □  Bewuste omgang met herinneringsvoorwerpen of -momenten (ja/nee)</w:t>
       </w:r>
     </w:p>
     <w:p>
@@ -2802,7 +2802,7 @@
         <w:rPr>
           <w:sz w:val="20"/>
         </w:rPr>
-        <w:t>13.  □  Alcoholinname in de avond (aantal)</w:t>
+        <w:t>13.  □  Waterinname vandaag (glazen)</w:t>
       </w:r>
     </w:p>
     <w:p>
@@ -2814,7 +2814,7 @@
         <w:rPr>
           <w:sz w:val="20"/>
         </w:rPr>
-        <w:t>14.  □  Zelfkritische gedachte bewust omgevormd (ja/nee)</w:t>
+        <w:t>14.  □  Zelfkritische gedachte bewust omgevormd naar mildere formulering (ja/nee)</w:t>
       </w:r>
     </w:p>
     <w:p>
@@ -2826,7 +2826,7 @@
         <w:rPr>
           <w:sz w:val="20"/>
         </w:rPr>
-        <w:t>15.  □  Huishoudelijke taken voltooid (aantal)</w:t>
+        <w:t>15.  □  Sociale activiteit buiten huis bewust bijgewoond (ja/nee)</w:t>
       </w:r>
     </w:p>
     <w:p>
@@ -2838,7 +2838,7 @@
         <w:rPr>
           <w:sz w:val="20"/>
         </w:rPr>
-        <w:t>16.  □  Pijnintensiteit in gewrichten (0--10)</w:t>
+        <w:t>16.  □  Lichte lichaamsbeweging voor mobiliteit en welzijn (min)</w:t>
       </w:r>
     </w:p>
     <w:p>
@@ -2850,7 +2850,7 @@
         <w:rPr>
           <w:sz w:val="20"/>
         </w:rPr>
-        <w:t>17.  □  Zelfcompassie-oefening toegepast (min)</w:t>
+        <w:t>17.  □  Zelfcompassie-oefening of zelfondersteunende tekst bewust toegepast (min)</w:t>
       </w:r>
     </w:p>
     <w:p>
@@ -2862,7 +2862,7 @@
         <w:rPr>
           <w:sz w:val="20"/>
         </w:rPr>
-        <w:t>18.  □  Ochtendenergie bij opstaan (0--10)</w:t>
+        <w:t>18.  □  Consistent waktijdstip aangehouden 's ochtends (ja/nee)</w:t>
       </w:r>
     </w:p>
     <w:p>
@@ -2886,7 +2886,7 @@
         <w:rPr>
           <w:sz w:val="20"/>
         </w:rPr>
-        <w:t>20.  □  Werk- of zorgtaken voor anderen (min)</w:t>
+        <w:t>20.  □  Vrijwilligerswerk of helpende activiteit voor anderen (min)</w:t>
       </w:r>
     </w:p>
     <w:p/>

--- a/evaluation/qualtrics/01_HCPs_PRE/separate_HCPs/HCP_2/main.docx
+++ b/evaluation/qualtrics/01_HCPs_PRE/separate_HCPs/HCP_2/main.docx
@@ -1070,6 +1070,17 @@
       </w:r>
     </w:p>
     <w:p>
+      <w:pPr/>
+      <w:r>
+        <w:rPr>
+          <w:i/>
+          <w:sz w:val="20"/>
+          <w:szCs w:val="20"/>
+        </w:rPr>
+        <w:t xml:space="preserve">Hoe formuleert u een correct symptoomlabel?</w:t>
+      </w:r>
+    </w:p>
+    <w:p>
       <w:pPr>
         <w:jc w:val="left"/>
         <w:shd w:val="clear" w:color="auto" w:fill="DBEAFE"/>
@@ -1140,7 +1151,7 @@
           <w:b/>
           <w:sz w:val="20"/>
         </w:rPr>
-        <w:t xml:space="preserve">Criterium 1  Label (2-5 woorden):  </w:t>
+        <w:t xml:space="preserve">Criterium 1  Label:  </w:t>
       </w:r>
       <w:r>
         <w:rPr>
@@ -1156,7 +1167,7 @@
           <w:b/>
           <w:sz w:val="20"/>
         </w:rPr>
-        <w:t xml:space="preserve">Criterium 2  Label (2-5 woorden):  </w:t>
+        <w:t xml:space="preserve">Criterium 2  Label:  </w:t>
       </w:r>
       <w:r>
         <w:rPr>
@@ -1172,7 +1183,7 @@
           <w:b/>
           <w:sz w:val="20"/>
         </w:rPr>
-        <w:t xml:space="preserve">Criterium 3  Label (2-5 woorden):  </w:t>
+        <w:t xml:space="preserve">Criterium 3  Label:  </w:t>
       </w:r>
       <w:r>
         <w:rPr>
@@ -1188,7 +1199,7 @@
           <w:b/>
           <w:sz w:val="20"/>
         </w:rPr>
-        <w:t xml:space="preserve">Criterium 4  Label (2-5 woorden):  </w:t>
+        <w:t xml:space="preserve">Criterium 4  Label:  </w:t>
       </w:r>
       <w:r>
         <w:rPr>
@@ -1204,7 +1215,7 @@
           <w:b/>
           <w:sz w:val="20"/>
         </w:rPr>
-        <w:t xml:space="preserve">Criterium 5  Label (2-5 woorden):  </w:t>
+        <w:t xml:space="preserve">Criterium 5  Label:  </w:t>
       </w:r>
       <w:r>
         <w:rPr>
@@ -1220,7 +1231,7 @@
           <w:b/>
           <w:sz w:val="20"/>
         </w:rPr>
-        <w:t xml:space="preserve">Criterium 6  Label (2-5 woorden):  </w:t>
+        <w:t xml:space="preserve">Criterium 6  Label:  </w:t>
       </w:r>
       <w:r>
         <w:rPr>
@@ -1289,7 +1300,7 @@
           <w:b/>
           <w:sz w:val="20"/>
         </w:rPr>
-        <w:t xml:space="preserve">Criterium 1  Label (2-5 woorden):  </w:t>
+        <w:t xml:space="preserve">Criterium 1  Label:  </w:t>
       </w:r>
       <w:r>
         <w:rPr>
@@ -1305,7 +1316,7 @@
           <w:b/>
           <w:sz w:val="20"/>
         </w:rPr>
-        <w:t xml:space="preserve">Criterium 2  Label (2-5 woorden):  </w:t>
+        <w:t xml:space="preserve">Criterium 2  Label:  </w:t>
       </w:r>
       <w:r>
         <w:rPr>
@@ -1321,7 +1332,7 @@
           <w:b/>
           <w:sz w:val="20"/>
         </w:rPr>
-        <w:t xml:space="preserve">Criterium 3  Label (2-5 woorden):  </w:t>
+        <w:t xml:space="preserve">Criterium 3  Label:  </w:t>
       </w:r>
       <w:r>
         <w:rPr>
@@ -1337,7 +1348,7 @@
           <w:b/>
           <w:sz w:val="20"/>
         </w:rPr>
-        <w:t xml:space="preserve">Criterium 4  Label (2-5 woorden):  </w:t>
+        <w:t xml:space="preserve">Criterium 4  Label:  </w:t>
       </w:r>
       <w:r>
         <w:rPr>
@@ -1353,7 +1364,7 @@
           <w:b/>
           <w:sz w:val="20"/>
         </w:rPr>
-        <w:t xml:space="preserve">Criterium 5  Label (2-5 woorden):  </w:t>
+        <w:t xml:space="preserve">Criterium 5  Label:  </w:t>
       </w:r>
       <w:r>
         <w:rPr>
@@ -1369,7 +1380,7 @@
           <w:b/>
           <w:sz w:val="20"/>
         </w:rPr>
-        <w:t xml:space="preserve">Criterium 6  Label (2-5 woorden):  </w:t>
+        <w:t xml:space="preserve">Criterium 6  Label:  </w:t>
       </w:r>
       <w:r>
         <w:rPr>
@@ -1394,6 +1405,17 @@
       </w:r>
     </w:p>
     <w:p>
+      <w:pPr/>
+      <w:r>
+        <w:rPr>
+          <w:i/>
+          <w:sz w:val="20"/>
+          <w:szCs w:val="20"/>
+        </w:rPr>
+        <w:t xml:space="preserve">Hoe genereert u behandelingsoptielabels?</w:t>
+      </w:r>
+    </w:p>
+    <w:p>
       <w:pPr>
         <w:jc w:val="left"/>
         <w:shd w:val="clear" w:color="auto" w:fill="D1FAE5"/>
@@ -1510,7 +1532,7 @@
           <w:b/>
           <w:sz w:val="20"/>
         </w:rPr>
-        <w:t xml:space="preserve">Predictor 1  Label (2-6 woorden):  </w:t>
+        <w:t xml:space="preserve">Predictor 1  Label:  </w:t>
       </w:r>
       <w:r>
         <w:rPr>
@@ -1526,7 +1548,7 @@
           <w:b/>
           <w:sz w:val="20"/>
         </w:rPr>
-        <w:t xml:space="preserve">Predictor 2  Label (2-6 woorden):  </w:t>
+        <w:t xml:space="preserve">Predictor 2  Label:  </w:t>
       </w:r>
       <w:r>
         <w:rPr>
@@ -1542,7 +1564,7 @@
           <w:b/>
           <w:sz w:val="20"/>
         </w:rPr>
-        <w:t xml:space="preserve">Predictor 3  Label (2-6 woorden):  </w:t>
+        <w:t xml:space="preserve">Predictor 3  Label:  </w:t>
       </w:r>
       <w:r>
         <w:rPr>
@@ -1558,7 +1580,7 @@
           <w:b/>
           <w:sz w:val="20"/>
         </w:rPr>
-        <w:t xml:space="preserve">Predictor 4  Label (2-6 woorden):  </w:t>
+        <w:t xml:space="preserve">Predictor 4  Label:  </w:t>
       </w:r>
       <w:r>
         <w:rPr>
@@ -1574,7 +1596,7 @@
           <w:b/>
           <w:sz w:val="20"/>
         </w:rPr>
-        <w:t xml:space="preserve">Predictor 5  Label (2-6 woorden):  </w:t>
+        <w:t xml:space="preserve">Predictor 5  Label:  </w:t>
       </w:r>
       <w:r>
         <w:rPr>
@@ -1689,7 +1711,7 @@
           <w:b/>
           <w:sz w:val="20"/>
         </w:rPr>
-        <w:t xml:space="preserve">Predictor 1  Label (2-6 woorden):  </w:t>
+        <w:t xml:space="preserve">Predictor 1  Label:  </w:t>
       </w:r>
       <w:r>
         <w:rPr>
@@ -1705,7 +1727,7 @@
           <w:b/>
           <w:sz w:val="20"/>
         </w:rPr>
-        <w:t xml:space="preserve">Predictor 2  Label (2-6 woorden):  </w:t>
+        <w:t xml:space="preserve">Predictor 2  Label:  </w:t>
       </w:r>
       <w:r>
         <w:rPr>
@@ -1721,7 +1743,7 @@
           <w:b/>
           <w:sz w:val="20"/>
         </w:rPr>
-        <w:t xml:space="preserve">Predictor 3  Label (2-6 woorden):  </w:t>
+        <w:t xml:space="preserve">Predictor 3  Label:  </w:t>
       </w:r>
       <w:r>
         <w:rPr>
@@ -1737,7 +1759,7 @@
           <w:b/>
           <w:sz w:val="20"/>
         </w:rPr>
-        <w:t xml:space="preserve">Predictor 4  Label (2-6 woorden):  </w:t>
+        <w:t xml:space="preserve">Predictor 4  Label:  </w:t>
       </w:r>
       <w:r>
         <w:rPr>
@@ -1753,7 +1775,7 @@
           <w:b/>
           <w:sz w:val="20"/>
         </w:rPr>
-        <w:t xml:space="preserve">Predictor 5  Label (2-6 woorden):  </w:t>
+        <w:t xml:space="preserve">Predictor 5  Label:  </w:t>
       </w:r>
       <w:r>
         <w:rPr>
@@ -1775,6 +1797,17 @@
       </w:pPr>
       <w:r>
         <w:t>4  Deel 3: Prioritering van behandeldoelen</w:t>
+      </w:r>
+    </w:p>
+    <w:p>
+      <w:pPr/>
+      <w:r>
+        <w:rPr>
+          <w:i/>
+          <w:sz w:val="20"/>
+          <w:szCs w:val="20"/>
+        </w:rPr>
+        <w:t xml:space="preserve">Hoe leest u het netwerk en rangschikt u de behandelingsopties?</w:t>
       </w:r>
     </w:p>
     <w:p>
@@ -2212,6 +2245,17 @@
       </w:r>
     </w:p>
     <w:p>
+      <w:pPr/>
+      <w:r>
+        <w:rPr>
+          <w:i/>
+          <w:sz w:val="20"/>
+          <w:szCs w:val="20"/>
+        </w:rPr>
+        <w:t xml:space="preserve">Hoe selecteert u de meest passende EMA-items per behandeldoel?</w:t>
+      </w:r>
+    </w:p>
+    <w:p>
       <w:pPr>
         <w:jc w:val="left"/>
         <w:shd w:val="clear" w:color="auto" w:fill="EDE9FE"/>
@@ -2911,6 +2955,17 @@
       </w:pPr>
       <w:r>
         <w:t>6  Deel 5: Mobiele coachingsboodschap</w:t>
+      </w:r>
+    </w:p>
+    <w:p>
+      <w:pPr/>
+      <w:r>
+        <w:rPr>
+          <w:i/>
+          <w:sz w:val="20"/>
+          <w:szCs w:val="20"/>
+        </w:rPr>
+        <w:t xml:space="preserve">Hoe formuleert u een effectieve coachingsboodschap?</w:t>
       </w:r>
     </w:p>
     <w:p>
